--- a/target_validation/OFFTARGET_SAFETY_ARTICLE_UA.docx
+++ b/target_validation/OFFTARGET_SAFETY_ARTICLE_UA.docx
@@ -39,7 +39,7 @@
           <w:i/>
           <w:iCs/>
         </w:rPr>
-        <w:t xml:space="preserve">залишені як плейсхолдери нижче — заповніть перед поданням. Позиції списку</w:t>
+        <w:t xml:space="preserve">залишені як плейсхолдери нижче — заповніть перед поданням. Усі позиції</w:t>
       </w:r>
       <w:r>
         <w:rPr>
@@ -53,7 +53,7 @@
           <w:i/>
           <w:iCs/>
         </w:rPr>
-        <w:t xml:space="preserve">літератури з приміткою «перевірити перед поданням» підтверджені за</w:t>
+        <w:t xml:space="preserve">списку літератури звірено з Crossref/PubMed за назвою, журналом, роком,</w:t>
       </w:r>
       <w:r>
         <w:rPr>
@@ -67,7 +67,7 @@
           <w:i/>
           <w:iCs/>
         </w:rPr>
-        <w:t xml:space="preserve">назвою/журналом/роком/DOI через пошук, але не за повним списком авторів —</w:t>
+        <w:t xml:space="preserve">томом, сторінками та списком авторів (станом на 8 жовтня 2026 р.); єдина</w:t>
       </w:r>
       <w:r>
         <w:rPr>
@@ -81,10 +81,24 @@
           <w:i/>
           <w:iCs/>
         </w:rPr>
-        <w:t xml:space="preserve">звірте з першоджерелом перед цитуванням.]</w:t>
+        <w:t xml:space="preserve">позиція, що потребує повторної перевірки перед поданням, — п. 22</w:t>
+      </w:r>
+      <w:r>
+        <w:rPr>
+          <w:i/>
+          <w:iCs/>
+        </w:rPr>
+        <w:t xml:space="preserve"> </w:t>
+      </w:r>
+      <w:r>
+        <w:rPr>
+          <w:i/>
+          <w:iCs/>
+        </w:rPr>
+        <w:t xml:space="preserve">(препринт bioRxiv, перевірити статус рецензованої публікації).]</w:t>
       </w:r>
     </w:p>
-    <w:bookmarkStart w:id="29" w:name="X6777d0066286b94fecbbec5c7618c04143c9ec4"/>
+    <w:bookmarkStart w:id="31" w:name="X6777d0066286b94fecbbec5c7618c04143c9ec4"/>
     <w:p>
       <w:pPr>
         <w:pStyle w:val="Heading1"/>
@@ -214,7 +228,19 @@
         <w:t xml:space="preserve"> </w:t>
       </w:r>
       <w:r>
-        <w:t xml:space="preserve">поєднали цілеспрямований літературний огляд родини паралогів зі структурним</w:t>
+        <w:t xml:space="preserve">поєднали цілеспрямований літературний огляд родини паралогів — доповнений</w:t>
+      </w:r>
+      <w:r>
+        <w:t xml:space="preserve"> </w:t>
+      </w:r>
+      <w:r>
+        <w:t xml:space="preserve">кількісним порівнянням локальних представлень залишків кишені за</w:t>
+      </w:r>
+      <w:r>
+        <w:t xml:space="preserve"> </w:t>
+      </w:r>
+      <w:r>
+        <w:t xml:space="preserve">білковою мовною моделлю ESM-2 — зі структурним</w:t>
       </w:r>
       <w:r>
         <w:t xml:space="preserve"> </w:t>
@@ -344,25 +370,55 @@
         <w:t xml:space="preserve"> </w:t>
       </w:r>
       <w:r>
-        <w:t xml:space="preserve">порівнянням «відбитків» кишень виявив три</w:t>
-      </w:r>
-      <w:r>
-        <w:t xml:space="preserve"> </w:t>
-      </w:r>
-      <w:r>
-        <w:t xml:space="preserve">мішені незалежно від методу ранжування: матриксну металопротеїназу-3</w:t>
-      </w:r>
-      <w:r>
-        <w:t xml:space="preserve"> </w:t>
-      </w:r>
-      <w:r>
-        <w:t xml:space="preserve">(MMP3), рецептор ретиноєвої кислоти гамма (RARG) та блеоміцин-гідролазу</w:t>
-      </w:r>
-      <w:r>
-        <w:t xml:space="preserve"> </w:t>
-      </w:r>
-      <w:r>
-        <w:t xml:space="preserve">(BLMH). Крос-докінг підтримав найсильнішу з цих гіпотез, не підтверджуючи</w:t>
+        <w:t xml:space="preserve">порівнянням «відбитків» кишень вивів у вершину обох незалежних ранжувань</w:t>
+      </w:r>
+      <w:r>
+        <w:t xml:space="preserve"> </w:t>
+      </w:r>
+      <w:r>
+        <w:t xml:space="preserve">три гени — матриксну металопротеїназу-3 (MMP3), нейротрофін-4 (NTF4) і</w:t>
+      </w:r>
+      <w:r>
+        <w:t xml:space="preserve"> </w:t>
+      </w:r>
+      <w:r>
+        <w:t xml:space="preserve">блеоміцин-гідролазу (BLMH); після звірки з відомою біологією (що</w:t>
+      </w:r>
+      <w:r>
+        <w:t xml:space="preserve"> </w:t>
+      </w:r>
+      <w:r>
+        <w:t xml:space="preserve">депріоритизувала NTF4 як імовірну поверхню білок-білкової взаємодії)</w:t>
+      </w:r>
+      <w:r>
+        <w:t xml:space="preserve"> </w:t>
+      </w:r>
+      <w:r>
+        <w:t xml:space="preserve">і окремої, зафіксованої заздалегідь пріоритизації за біологічними</w:t>
+      </w:r>
+      <w:r>
+        <w:t xml:space="preserve"> </w:t>
+      </w:r>
+      <w:r>
+        <w:t xml:space="preserve">критеріями, застосованої до всього переліку з 26 генів, до крос-докінгу</w:t>
+      </w:r>
+      <w:r>
+        <w:t xml:space="preserve"> </w:t>
+      </w:r>
+      <w:r>
+        <w:t xml:space="preserve">перенесено MMP3 і рецептор ретиноєвої кислоти гамма (RARG) — останній не</w:t>
+      </w:r>
+      <w:r>
+        <w:t xml:space="preserve"> </w:t>
+      </w:r>
+      <w:r>
+        <w:t xml:space="preserve">лідирував у жодному з ранжувань за відстанню, але має майже максимальну</w:t>
+      </w:r>
+      <w:r>
+        <w:t xml:space="preserve"> </w:t>
+      </w:r>
+      <w:r>
+        <w:t xml:space="preserve">druggability і є мішенню вже схваленого топічного ретиноїду. Крос-докінг підтримав найсильнішу з цих гіпотез, не підтверджуючи</w:t>
       </w:r>
       <w:r>
         <w:t xml:space="preserve"> </w:t>
@@ -476,7 +532,43 @@
         <w:t xml:space="preserve"> </w:t>
       </w:r>
       <w:r>
-        <w:t xml:space="preserve">силове поле з явним потенціалом координації цинку.</w:t>
+        <w:t xml:space="preserve">силове поле з явним потенціалом координації цинку. Окремо, щоб перевести</w:t>
+      </w:r>
+      <w:r>
+        <w:t xml:space="preserve"> </w:t>
+      </w:r>
+      <w:r>
+        <w:t xml:space="preserve">якісне твердження про паралоги в кількісну форму, ми порівняли локальні</w:t>
+      </w:r>
+      <w:r>
+        <w:t xml:space="preserve"> </w:t>
+      </w:r>
+      <w:r>
+        <w:t xml:space="preserve">представлення ESM-2, обмежені чотирма залишками ванілоїдної кишені та</w:t>
+      </w:r>
+      <w:r>
+        <w:t xml:space="preserve"> </w:t>
+      </w:r>
+      <w:r>
+        <w:t xml:space="preserve">зіставлені між паралогами вирівнюванням: вони відтворюють більшу</w:t>
+      </w:r>
+      <w:r>
+        <w:t xml:space="preserve"> </w:t>
+      </w:r>
+      <w:r>
+        <w:t xml:space="preserve">дивергенцію TRPV5/TRPV6 на рівні кишені (0.93–0.94 проти 0.965–0.969 для</w:t>
+      </w:r>
+      <w:r>
+        <w:t xml:space="preserve"> </w:t>
+      </w:r>
+      <w:r>
+        <w:t xml:space="preserve">TRPV2–4), але не підтверджують TRPV4-специфічної частини твердження, що</w:t>
+      </w:r>
+      <w:r>
+        <w:t xml:space="preserve"> </w:t>
+      </w:r>
+      <w:r>
+        <w:t xml:space="preserve">ми трактуємо як обмеження усереднення по вікну.</w:t>
       </w:r>
       <w:r>
         <w:t xml:space="preserve"> </w:t>
@@ -618,7 +710,13 @@
         <w:t xml:space="preserve"> </w:t>
       </w:r>
       <w:r>
-        <w:t xml:space="preserve">токсикологія; поліфармакологія; AutoDock4Zn; збагачення докінгу; ROC-AUC</w:t>
+        <w:t xml:space="preserve">токсикологія; поліфармакологія; AutoDock4Zn; збагачення докінгу; ROC-AUC;</w:t>
+      </w:r>
+      <w:r>
+        <w:t xml:space="preserve"> </w:t>
+      </w:r>
+      <w:r>
+        <w:t xml:space="preserve">ESM-2; білкові мовні моделі</w:t>
       </w:r>
     </w:p>
     <w:bookmarkEnd w:id="9"/>
@@ -678,7 +776,7 @@
         <w:t xml:space="preserve"> </w:t>
       </w:r>
       <w:r>
-        <w:t xml:space="preserve">дією на мішень, що відновило інтерес до топічних, агоніст-керованих</w:t>
+        <w:t xml:space="preserve">дією на мішень [30], що відновило інтерес до топічних, агоніст-керованих</w:t>
       </w:r>
       <w:r>
         <w:t xml:space="preserve"> </w:t>
@@ -918,7 +1016,7 @@
       </w:r>
     </w:p>
     <w:bookmarkEnd w:id="10"/>
-    <w:bookmarkStart w:id="16" w:name="матеріали-та-методи"/>
+    <w:bookmarkStart w:id="17" w:name="матеріали-та-методи"/>
     <w:p>
       <w:pPr>
         <w:pStyle w:val="Heading2"/>
@@ -1456,7 +1554,7 @@
         <w:t xml:space="preserve"> </w:t>
       </w:r>
       <w:r>
-        <w:t xml:space="preserve">25.7×19.6×21.4 Å). Докінг виконано за допомогою AutoDock Vina [9]</w:t>
+        <w:t xml:space="preserve">25.7×19.6×21.4 Å). Докінг виконано за допомогою AutoDock Vina [9,26]</w:t>
       </w:r>
       <w:r>
         <w:t xml:space="preserve"> </w:t>
@@ -1931,23 +2029,13 @@
       </w:r>
     </w:p>
     <w:bookmarkEnd w:id="15"/>
-    <w:bookmarkEnd w:id="16"/>
-    <w:bookmarkStart w:id="21" w:name="результати"/>
+    <w:bookmarkStart w:id="16" w:name="X2b836956d717c9e2380dff159dcbe0c78ff9f16"/>
     <w:p>
       <w:pPr>
-        <w:pStyle w:val="Heading2"/>
-      </w:pPr>
-      <w:r>
-        <w:t xml:space="preserve">3. Результати</w:t>
-      </w:r>
-    </w:p>
-    <w:bookmarkStart w:id="17" w:name="Xea13103341099530303bfa33d2fb5a416e7fcd6"/>
-    <w:p>
-      <w:pPr>
         <w:pStyle w:val="Heading3"/>
       </w:pPr>
       <w:r>
-        <w:t xml:space="preserve">3.1 Родина паралогів TRPV1: консервативність сайту зв’язування не передбачається ідентичністю всього білка</w:t>
+        <w:t xml:space="preserve">2.6 Кількісна перевірка локальної подібності кишені в межах родини паралогів</w:t>
       </w:r>
     </w:p>
     <w:p>
@@ -1955,6 +2043,227 @@
         <w:pStyle w:val="FirstParagraph"/>
       </w:pPr>
       <w:r>
+        <w:t xml:space="preserve">Твердження п. 2.1/3.1 — що ідентичність усього білка є поганим proxy для</w:t>
+      </w:r>
+      <w:r>
+        <w:t xml:space="preserve"> </w:t>
+      </w:r>
+      <w:r>
+        <w:t xml:space="preserve">ризику на рівні сайту зв’язування — спершу було суто якісним і</w:t>
+      </w:r>
+      <w:r>
+        <w:t xml:space="preserve"> </w:t>
+      </w:r>
+      <w:r>
+        <w:t xml:space="preserve">заякореним у літературі. Щоб перевірити його кількісно, не відтворивши</w:t>
+      </w:r>
+      <w:r>
+        <w:t xml:space="preserve"> </w:t>
+      </w:r>
+      <w:r>
+        <w:t xml:space="preserve">при цьому те саме обмеження «ідентичності всього білка», ми порівняли</w:t>
+      </w:r>
+      <w:r>
+        <w:t xml:space="preserve"> </w:t>
+      </w:r>
+      <w:r>
+        <w:t xml:space="preserve">локальні представлення саме залишків ванілоїдної кишені за допомогою</w:t>
+      </w:r>
+      <w:r>
+        <w:t xml:space="preserve"> </w:t>
+      </w:r>
+      <w:r>
+        <w:t xml:space="preserve">білкової мовної моделі ESM-2 [33]. Чотири залишки, що вистилають</w:t>
+      </w:r>
+      <w:r>
+        <w:t xml:space="preserve"> </w:t>
+      </w:r>
+      <w:r>
+        <w:t xml:space="preserve">ванілоїдну кишеню TRPV1 (Tyr511, Ser512, Thr550, Glu570; звірені з</w:t>
+      </w:r>
+      <w:r>
+        <w:t xml:space="preserve"> </w:t>
+      </w:r>
+      <w:r>
+        <w:t xml:space="preserve">канонічною послідовністю UniProt Q8NER1 [7]), зіставлено з відповідною</w:t>
+      </w:r>
+      <w:r>
+        <w:t xml:space="preserve"> </w:t>
+      </w:r>
+      <w:r>
+        <w:t xml:space="preserve">позицією кожного паралога (Q9Y5S1/TRPV2, Q8NET8/TRPV3, Q9HBA0/TRPV4,</w:t>
+      </w:r>
+      <w:r>
+        <w:t xml:space="preserve"> </w:t>
+      </w:r>
+      <w:r>
+        <w:t xml:space="preserve">Q9NQA5/TRPV5, Q9H1D0/TRPV6) глобальним парним вирівнюванням (Biopython,</w:t>
+      </w:r>
+      <w:r>
+        <w:t xml:space="preserve"> </w:t>
+      </w:r>
+      <w:r>
+        <w:t xml:space="preserve">матриця BLOSUM62) [34], а не за номером залишку. Усі чотири позиції</w:t>
+      </w:r>
+      <w:r>
+        <w:t xml:space="preserve"> </w:t>
+      </w:r>
+      <w:r>
+        <w:t xml:space="preserve">розташовані в сильно консервативному локальному мотиві в кожному</w:t>
+      </w:r>
+      <w:r>
+        <w:t xml:space="preserve"> </w:t>
+      </w:r>
+      <w:r>
+        <w:t xml:space="preserve">паралозі (наприклад, вікно T550 у TRPV1</w:t>
+      </w:r>
+      <w:r>
+        <w:t xml:space="preserve"> </w:t>
+      </w:r>
+      <w:r>
+        <w:rPr>
+          <w:rStyle w:val="VerbatimChar"/>
+        </w:rPr>
+        <w:t xml:space="preserve">LALGW[T]NMLYY</w:t>
+      </w:r>
+      <w:r>
+        <w:t xml:space="preserve"> </w:t>
+      </w:r>
+      <w:r>
+        <w:t xml:space="preserve">проти</w:t>
+      </w:r>
+      <w:r>
+        <w:t xml:space="preserve"> </w:t>
+      </w:r>
+      <w:r>
+        <w:rPr>
+          <w:rStyle w:val="VerbatimChar"/>
+        </w:rPr>
+        <w:t xml:space="preserve">LVLGW[M]NALYF</w:t>
+      </w:r>
+      <w:r>
+        <w:t xml:space="preserve"> </w:t>
+      </w:r>
+      <w:r>
+        <w:t xml:space="preserve">у TRPV4), тож достовірність вирівнювання висока; реальний</w:t>
+      </w:r>
+      <w:r>
+        <w:t xml:space="preserve"> </w:t>
+      </w:r>
+      <w:r>
+        <w:t xml:space="preserve">пропуск має лише TRPV6 (немає вирівняного залишку для S512). Для кожної</w:t>
+      </w:r>
+      <w:r>
+        <w:t xml:space="preserve"> </w:t>
+      </w:r>
+      <w:r>
+        <w:t xml:space="preserve">повної послідовності виконано один прямий прохід моделі</w:t>
+      </w:r>
+      <w:r>
+        <w:t xml:space="preserve"> </w:t>
+      </w:r>
+      <w:r>
+        <w:rPr>
+          <w:rStyle w:val="VerbatimChar"/>
+        </w:rPr>
+        <w:t xml:space="preserve">esm2_t33_650M_UR50D</w:t>
+      </w:r>
+      <w:r>
+        <w:t xml:space="preserve"> </w:t>
+      </w:r>
+      <w:r>
+        <w:t xml:space="preserve">— щоб представлення кожного залишку несло</w:t>
+      </w:r>
+      <w:r>
+        <w:t xml:space="preserve"> </w:t>
+      </w:r>
+      <w:r>
+        <w:t xml:space="preserve">справжній послідовнісний контекст, а не вирваний пептидний фрагмент;</w:t>
+      </w:r>
+      <w:r>
+        <w:t xml:space="preserve"> </w:t>
+      </w:r>
+      <w:r>
+        <w:t xml:space="preserve">порезидуальні представлення останнього шару усереднено у вікні ±2</w:t>
+      </w:r>
+      <w:r>
+        <w:t xml:space="preserve"> </w:t>
+      </w:r>
+      <w:r>
+        <w:t xml:space="preserve">залишки навколо кожної з чотирьох позицій і конкатеновано в один</w:t>
+      </w:r>
+      <w:r>
+        <w:t xml:space="preserve"> </w:t>
+      </w:r>
+      <w:r>
+        <w:t xml:space="preserve">локальний вектор кишені на білок. Подібність до TRPV1 обчислено як</w:t>
+      </w:r>
+      <w:r>
+        <w:t xml:space="preserve"> </w:t>
+      </w:r>
+      <w:r>
+        <w:t xml:space="preserve">косинусну подібність</w:t>
+      </w:r>
+      <w:r>
+        <w:t xml:space="preserve"> </w:t>
+      </w:r>
+      <w:r>
+        <w:rPr>
+          <w:b/>
+          <w:bCs/>
+        </w:rPr>
+        <w:t xml:space="preserve">лише по позиціях, вирівняних в обох білках</w:t>
+      </w:r>
+      <w:r>
+        <w:t xml:space="preserve"> </w:t>
+      </w:r>
+      <w:r>
+        <w:t xml:space="preserve">(TRPV6: 3 з 4; решта: 4 з 4). Паралельно, тим самим способом, обчислено</w:t>
+      </w:r>
+      <w:r>
+        <w:t xml:space="preserve"> </w:t>
+      </w:r>
+      <w:r>
+        <w:t xml:space="preserve">косинусну подібність усереднених по всій послідовності векторів — як</w:t>
+      </w:r>
+      <w:r>
+        <w:t xml:space="preserve"> </w:t>
+      </w:r>
+      <w:r>
+        <w:t xml:space="preserve">явний негативний контроль, який, за передбаченням, дискримінувати не</w:t>
+      </w:r>
+      <w:r>
+        <w:t xml:space="preserve"> </w:t>
+      </w:r>
+      <w:r>
+        <w:t xml:space="preserve">повинен.</w:t>
+      </w:r>
+    </w:p>
+    <w:bookmarkEnd w:id="16"/>
+    <w:bookmarkEnd w:id="17"/>
+    <w:bookmarkStart w:id="23" w:name="результати"/>
+    <w:p>
+      <w:pPr>
+        <w:pStyle w:val="Heading2"/>
+      </w:pPr>
+      <w:r>
+        <w:t xml:space="preserve">3. Результати</w:t>
+      </w:r>
+    </w:p>
+    <w:bookmarkStart w:id="18" w:name="Xea13103341099530303bfa33d2fb5a416e7fcd6"/>
+    <w:p>
+      <w:pPr>
+        <w:pStyle w:val="Heading3"/>
+      </w:pPr>
+      <w:r>
+        <w:t xml:space="preserve">3.1 Родина паралогів TRPV1: консервативність сайту зв’язування не передбачається ідентичністю всього білка</w:t>
+      </w:r>
+    </w:p>
+    <w:p>
+      <w:pPr>
+        <w:pStyle w:val="FirstParagraph"/>
+      </w:pPr>
+      <w:r>
         <w:t xml:space="preserve">Таблиця 1 підсумовує ідентичність послідовності до TRPV1 та пов’язаний</w:t>
       </w:r>
       <w:r>
@@ -1997,7 +2306,7 @@
         <w:t xml:space="preserve"> </w:t>
       </w:r>
       <w:r>
-        <w:t xml:space="preserve">надає ванілоїдну чутливість інакше нечутливим каналам [5,10]. Це означає,</w:t>
+        <w:t xml:space="preserve">надає ванілоїдну чутливість інакше нечутливим каналам [5,10,25]. Це означає,</w:t>
       </w:r>
       <w:r>
         <w:t xml:space="preserve"> </w:t>
@@ -2027,19 +2336,25 @@
         <w:t xml:space="preserve"> </w:t>
       </w:r>
       <w:r>
-        <w:t xml:space="preserve">кишені [10], а його клінічний антагоніст GSK2798745 добре переносився</w:t>
-      </w:r>
-      <w:r>
-        <w:t xml:space="preserve"> </w:t>
-      </w:r>
-      <w:r>
-        <w:t xml:space="preserve">при повторному дозуванні у пацієнтів із серцевою недостатністю без</w:t>
-      </w:r>
-      <w:r>
-        <w:t xml:space="preserve"> </w:t>
-      </w:r>
-      <w:r>
-        <w:t xml:space="preserve">кардіо-легеневого сигналу безпеки [11] — попри те, що</w:t>
+        <w:t xml:space="preserve">кишені [10], а його клінічний антагоніст GSK2798745 при повторному</w:t>
+      </w:r>
+      <w:r>
+        <w:t xml:space="preserve"> </w:t>
+      </w:r>
+      <w:r>
+        <w:t xml:space="preserve">дозуванні у пацієнтів зі стабільною серцевою недостатністю (до 7 діб)</w:t>
+      </w:r>
+      <w:r>
+        <w:t xml:space="preserve"> </w:t>
+      </w:r>
+      <w:r>
+        <w:t xml:space="preserve">переносився без значущих проблем безпеки чи серйозних побічних явищ</w:t>
+      </w:r>
+      <w:r>
+        <w:t xml:space="preserve"> </w:t>
+      </w:r>
+      <w:r>
+        <w:t xml:space="preserve">[11] — попри те, що системна</w:t>
       </w:r>
       <w:r>
         <w:t xml:space="preserve"> </w:t>
@@ -2055,13 +2370,19 @@
         <w:t xml:space="preserve"> </w:t>
       </w:r>
       <w:r>
-        <w:t xml:space="preserve">TRPV4</w:t>
-      </w:r>
-      <w:r>
-        <w:t xml:space="preserve"> </w:t>
-      </w:r>
-      <w:r>
-        <w:t xml:space="preserve">окремо пов’язана з кардіогенним набряком легень, що вказує на</w:t>
+        <w:t xml:space="preserve">TRPV4 окремо викликає</w:t>
+      </w:r>
+      <w:r>
+        <w:t xml:space="preserve"> </w:t>
+      </w:r>
+      <w:r>
+        <w:t xml:space="preserve">ендотеліальну недостатність і циркуляторний колапс у доклінічних</w:t>
+      </w:r>
+      <w:r>
+        <w:t xml:space="preserve"> </w:t>
+      </w:r>
+      <w:r>
+        <w:t xml:space="preserve">моделях [29], що вказує на</w:t>
       </w:r>
       <w:r>
         <w:t xml:space="preserve"> </w:t>
@@ -2263,7 +2584,7 @@
               <w:pStyle w:val="Compact"/>
             </w:pPr>
             <w:r>
-              <w:t xml:space="preserve">Залежить від напрямку ефекту: активація пов’язана з кардіогенним набряком легень, але клінічний антагонізм (GSK2798745) добре переноситься без кардіо-легеневого сигналу [11].</w:t>
+              <w:t xml:space="preserve">Залежить від напрямку ефекту: системна активація викликає ендотеліальну недостатність і циркуляторний колапс у доклінічних моделях [29], тоді як клінічний антагоніст (GSK2798745) у дослідженні «перше введення людині» переносився без значущих проблем безпеки чи серйозних побічних явищ у здорових добровольців і пацієнтів зі стабільною серцевою недостатністю (дозування до 7 діб) [11].</w:t>
             </w:r>
           </w:p>
         </w:tc>
@@ -2333,7 +2654,7 @@
               <w:pStyle w:val="Compact"/>
             </w:pPr>
             <w:r>
-              <w:t xml:space="preserve">Лімітуючий канал реабсорбції Ca²⁺ у дистальному канальці нирки; правдоподібний ризик гіперкальціурії при інгібуванні.</w:t>
+              <w:t xml:space="preserve">Лімітуючий канал реабсорбції Ca²⁺ у дистальному канальці нирки: нокаутні мишi демонструють втрату Ca²⁺ з сечею, компенсаторну гіперабсорбцію в кишечнику та зниження товщини кістки [28]; правдоподібний ризик гіперкальціурії при інгібуванні.</w:t>
             </w:r>
           </w:p>
         </w:tc>
@@ -2403,14 +2724,14 @@
               <w:pStyle w:val="Compact"/>
             </w:pPr>
             <w:r>
-              <w:t xml:space="preserve">Дві незалежні клінічні програми антагоністів (LY3526318; друга нерозкрита сполука) демонструють прийнятну безпеку у Фазі 1, але провалилися за ефективністю за кількома больовими показаннями [16].</w:t>
+              <w:t xml:space="preserve">Селективний антагоніст LY3526318 випробувано у трьох рандомізованих плацебо-контрольованих дослідженнях proof-of-concept (біль при остеоартриті коліна, хронічний біль у нижній частині спини, діабетичний периферичний нейропатичний біль): первинна кінцева точка не досягнута в жодному (чисельне покращення лише при хронічному болю в спині), і виявлено потенційний лікарсько-індукований гепатотоксичний ефект, що становить ризик для клінічної розробки [16].</w:t>
             </w:r>
           </w:p>
         </w:tc>
       </w:tr>
     </w:tbl>
-    <w:bookmarkEnd w:id="17"/>
-    <w:bookmarkStart w:id="18" w:name="X590ac3fdc3ae0b934e5137d1dca10cdcb48261e"/>
+    <w:bookmarkEnd w:id="18"/>
+    <w:bookmarkStart w:id="19" w:name="X590ac3fdc3ae0b934e5137d1dca10cdcb48261e"/>
     <w:p>
       <w:pPr>
         <w:pStyle w:val="Heading3"/>
@@ -2785,19 +3106,43 @@
         <w:t xml:space="preserve"> </w:t>
       </w:r>
       <w:r>
-        <w:t xml:space="preserve">примітний тим, що знижена активність BLMH у шкірі вже пов’язана з</w:t>
-      </w:r>
-      <w:r>
-        <w:t xml:space="preserve"> </w:t>
-      </w:r>
-      <w:r>
-        <w:t xml:space="preserve">реальною топічно-релевантною токсичністю препарату (флагеллятний</w:t>
-      </w:r>
-      <w:r>
-        <w:t xml:space="preserve"> </w:t>
-      </w:r>
-      <w:r>
-        <w:t xml:space="preserve">дерматит від блеоміцину). NTF4 (секретований ліганд TrkB, ймовірніше</w:t>
+        <w:t xml:space="preserve">примітний тим, що блеоміцин справді викликає добре описану</w:t>
+      </w:r>
+      <w:r>
+        <w:t xml:space="preserve"> </w:t>
+      </w:r>
+      <w:r>
+        <w:t xml:space="preserve">шкірно-специфічну токсичність (флагеллятна еритема/дерматит) [32], а</w:t>
+      </w:r>
+      <w:r>
+        <w:t xml:space="preserve"> </w:t>
+      </w:r>
+      <w:r>
+        <w:t xml:space="preserve">низька активність інактивуючої гідролази в шкірі та легенях історично</w:t>
+      </w:r>
+      <w:r>
+        <w:t xml:space="preserve"> </w:t>
+      </w:r>
+      <w:r>
+        <w:t xml:space="preserve">висувалася як гіпотетичне пояснення саме такої тканинної</w:t>
+      </w:r>
+      <w:r>
+        <w:t xml:space="preserve"> </w:t>
+      </w:r>
+      <w:r>
+        <w:t xml:space="preserve">вибірковості [31]. Ми відзначаємо, що цей зв’язок залишається</w:t>
+      </w:r>
+      <w:r>
+        <w:t xml:space="preserve"> </w:t>
+      </w:r>
+      <w:r>
+        <w:t xml:space="preserve">гіпотезою, а не встановленим механізмом: прямих даних про те, що</w:t>
+      </w:r>
+      <w:r>
+        <w:t xml:space="preserve"> </w:t>
+      </w:r>
+      <w:r>
+        <w:t xml:space="preserve">модуляція BLMH малою молекулою відтворює цю токсичність, немає. NTF4 (секретований ліганд TrkB, ймовірніше</w:t>
       </w:r>
       <w:r>
         <w:t xml:space="preserve"> </w:t>
@@ -2824,8 +3169,8 @@
         <w:t xml:space="preserve">петлю) знижені в пріоритеті як імовірні артефакти детекції.</w:t>
       </w:r>
     </w:p>
-    <w:bookmarkEnd w:id="18"/>
-    <w:bookmarkStart w:id="19" w:name="крос-докінг-підтримує-гіпотезу-щодо-rarg"/>
+    <w:bookmarkEnd w:id="19"/>
+    <w:bookmarkStart w:id="20" w:name="крос-докінг-підтримує-гіпотезу-щодо-rarg"/>
     <w:p>
       <w:pPr>
         <w:pStyle w:val="Heading3"/>
@@ -3695,8 +4040,8 @@
         <w:t xml:space="preserve">знахідка.</w:t>
       </w:r>
     </w:p>
-    <w:bookmarkEnd w:id="19"/>
-    <w:bookmarkStart w:id="20" w:name="Xcf28ccef325c8f8422ccb43f7cc74819eb8f423"/>
+    <w:bookmarkEnd w:id="20"/>
+    <w:bookmarkStart w:id="21" w:name="Xcf28ccef325c8f8422ccb43f7cc74819eb8f423"/>
     <w:p>
       <w:pPr>
         <w:pStyle w:val="Heading3"/>
@@ -4524,15 +4869,14 @@
         <w:t xml:space="preserve">його значення.</w:t>
       </w:r>
     </w:p>
-    <w:bookmarkEnd w:id="20"/>
     <w:bookmarkEnd w:id="21"/>
-    <w:bookmarkStart w:id="22" w:name="обговорення"/>
+    <w:bookmarkStart w:id="22" w:name="Xe654b13d708225b46ae60c8f2022a5f96345776"/>
     <w:p>
       <w:pPr>
-        <w:pStyle w:val="Heading2"/>
-      </w:pPr>
-      <w:r>
-        <w:t xml:space="preserve">4. Обговорення</w:t>
+        <w:pStyle w:val="Heading3"/>
+      </w:pPr>
+      <w:r>
+        <w:t xml:space="preserve">3.5 Локальні ESM-2 представлення кишені підтверджують дивергенцію TRPV5/TRPV6, але не TRPV4-специфічну частину твердження</w:t>
       </w:r>
     </w:p>
     <w:p>
@@ -4540,157 +4884,13 @@
         <w:pStyle w:val="FirstParagraph"/>
       </w:pPr>
       <w:r>
-        <w:t xml:space="preserve">Цей скринінг демонструє, що структурний тріаж за позамішеневими мішенями —</w:t>
-      </w:r>
-      <w:r>
-        <w:t xml:space="preserve"> </w:t>
-      </w:r>
-      <w:r>
-        <w:t xml:space="preserve">достатньо дешевий, щоб проводитися до появи сполуки-лідера — здатний</w:t>
-      </w:r>
-      <w:r>
-        <w:t xml:space="preserve"> </w:t>
-      </w:r>
-      <w:r>
-        <w:t xml:space="preserve">виявити кандидата (RARG), якого звичайний паралог-орієнтований огляд</w:t>
-      </w:r>
-      <w:r>
-        <w:t xml:space="preserve"> </w:t>
-      </w:r>
-      <w:r>
-        <w:t xml:space="preserve">безпеки ніколи б не розглянув, оскільки RARG не має значущої</w:t>
-      </w:r>
-      <w:r>
-        <w:t xml:space="preserve"> </w:t>
-      </w:r>
-      <w:r>
-        <w:t xml:space="preserve">ідентичності послідовності чи еволюційного зв’язку з TRPV1. Знахідка</w:t>
-      </w:r>
-      <w:r>
-        <w:t xml:space="preserve"> </w:t>
-      </w:r>
-      <w:r>
-        <w:t xml:space="preserve">підкріплена двома незалежними лініями обчислювальних доказів, що</w:t>
-      </w:r>
-      <w:r>
-        <w:t xml:space="preserve"> </w:t>
-      </w:r>
-      <w:r>
-        <w:t xml:space="preserve">сходяться до однієї мішені (подібність «відбитків» кишень і крос-докінг),</w:t>
-      </w:r>
-      <w:r>
-        <w:t xml:space="preserve"> </w:t>
-      </w:r>
-      <w:r>
-        <w:t xml:space="preserve">а також тим фактом, що RARG — не суто гіпотетична мішень: це прямий</w:t>
-      </w:r>
-      <w:r>
-        <w:t xml:space="preserve"> </w:t>
-      </w:r>
-      <w:r>
-        <w:t xml:space="preserve">об’єкт дії схваленого топічного RARγ-селективного ретиноїду (трифаротен)</w:t>
-      </w:r>
-      <w:r>
-        <w:t xml:space="preserve"> </w:t>
-      </w:r>
-      <w:r>
-        <w:t xml:space="preserve">і, менш селективно, старішого топічного проліку-ретиноїду (тазаротен).</w:t>
-      </w:r>
-      <w:r>
-        <w:t xml:space="preserve"> </w:t>
-      </w:r>
-      <w:r>
-        <w:t xml:space="preserve">Третя, незалежна лінія доказів вказує в тому самому напрямку: перевірка</w:t>
-      </w:r>
-      <w:r>
-        <w:t xml:space="preserve"> </w:t>
-      </w:r>
-      <w:r>
-        <w:t xml:space="preserve">дискримінації на істинних даних ChEMBL (п. 3.4) показує, що показник</w:t>
-      </w:r>
-      <w:r>
-        <w:t xml:space="preserve"> </w:t>
-      </w:r>
-      <w:r>
-        <w:t xml:space="preserve">Vina дійсно розрізняє зв’язувачі та незв’язувачі RARG (ROC-AUC 0.811) на</w:t>
-      </w:r>
-      <w:r>
-        <w:t xml:space="preserve"> </w:t>
-      </w:r>
-      <w:r>
-        <w:t xml:space="preserve">наборі сполук, цілком не пов’язаному з семилігандним рядом TRPV1,</w:t>
-      </w:r>
-      <w:r>
-        <w:t xml:space="preserve"> </w:t>
-      </w:r>
-      <w:r>
-        <w:t xml:space="preserve">використаним для крос-докінгу, — доказ того, що базова скорингова</w:t>
-      </w:r>
-      <w:r>
-        <w:t xml:space="preserve"> </w:t>
-      </w:r>
-      <w:r>
-        <w:t xml:space="preserve">функція виконує реальну, узагальнювану роботу на цій кишені, а не лише</w:t>
-      </w:r>
-      <w:r>
-        <w:t xml:space="preserve"> </w:t>
-      </w:r>
-      <w:r>
-        <w:t xml:space="preserve">демонструє послідовний патерн всередині одного лігандного ряду.</w:t>
-      </w:r>
-      <w:r>
-        <w:t xml:space="preserve"> </w:t>
-      </w:r>
-      <w:r>
-        <w:t xml:space="preserve">Клінічний прецедент це доповнює: рецептор уже фармакологічно задіяний у тій самій тканині наявними</w:t>
-      </w:r>
-      <w:r>
-        <w:t xml:space="preserve"> </w:t>
-      </w:r>
-      <w:r>
-        <w:t xml:space="preserve">терапевтичними засобами, що надає потенційній позамішеневій взаємодії</w:t>
-      </w:r>
-      <w:r>
-        <w:t xml:space="preserve"> </w:t>
-      </w:r>
-      <w:r>
-        <w:t xml:space="preserve">конкретну, клінічно заякорену інтерпретаційну рамку (можливе втручання в</w:t>
-      </w:r>
-      <w:r>
-        <w:t xml:space="preserve"> </w:t>
-      </w:r>
-      <w:r>
-        <w:t xml:space="preserve">ретиноїдну сигналізацію в шкірі), а не вимагає de novo токсикологічної</w:t>
-      </w:r>
-      <w:r>
-        <w:t xml:space="preserve"> </w:t>
-      </w:r>
-      <w:r>
-        <w:t xml:space="preserve">гіпотези. Наголошуємо, що жодна з цих ліній доказів не встановлює</w:t>
-      </w:r>
-      <w:r>
-        <w:t xml:space="preserve"> </w:t>
-      </w:r>
-      <w:r>
-        <w:t xml:space="preserve">реального зв’язування, агонізм проти антагонізму на RARG чи будь-який</w:t>
-      </w:r>
-      <w:r>
-        <w:t xml:space="preserve"> </w:t>
-      </w:r>
-      <w:r>
-        <w:t xml:space="preserve">функціональний або токсикологічний наслідок — ці питання виходять за</w:t>
-      </w:r>
-      <w:r>
-        <w:t xml:space="preserve"> </w:t>
-      </w:r>
-      <w:r>
-        <w:t xml:space="preserve">межі комп’ютерного скринінгу і потребують окремої експериментальної</w:t>
-      </w:r>
-      <w:r>
-        <w:t xml:space="preserve"> </w:t>
-      </w:r>
-      <w:r>
-        <w:t xml:space="preserve">перевірки.</w:t>
+        <w:t xml:space="preserve">Таблиця 4 кількісно перевіряє якісне твердження п. 3.1 незалежним від</w:t>
+      </w:r>
+      <w:r>
+        <w:t xml:space="preserve"> </w:t>
+      </w:r>
+      <w:r>
+        <w:t xml:space="preserve">ідентичності послідовності способом.</w:t>
       </w:r>
     </w:p>
     <w:p>
@@ -4698,43 +4898,342 @@
         <w:pStyle w:val="BodyText"/>
       </w:pPr>
       <w:r>
-        <w:t xml:space="preserve">Кілька обмежень окреслюють, як слід використовувати ці результати.</w:t>
-      </w:r>
-      <w:r>
-        <w:t xml:space="preserve"> </w:t>
-      </w:r>
-      <w:r>
-        <w:t xml:space="preserve">По-перше, і найважливіше, це комп’ютерний тріаж, що генерує гіпотези, а</w:t>
-      </w:r>
-      <w:r>
-        <w:t xml:space="preserve"> </w:t>
-      </w:r>
-      <w:r>
-        <w:t xml:space="preserve">не підтверджувальне дослідження безпеки — жодних експериментальних</w:t>
-      </w:r>
-      <w:r>
-        <w:t xml:space="preserve"> </w:t>
-      </w:r>
-      <w:r>
-        <w:t xml:space="preserve">(біохімічних, клітинних чи in vivo) даних про крос-реактивність не</w:t>
-      </w:r>
-      <w:r>
-        <w:t xml:space="preserve"> </w:t>
-      </w:r>
-      <w:r>
-        <w:t xml:space="preserve">отримано і не звірено з цими передбаченнями. Валідація точності</w:t>
-      </w:r>
-      <w:r>
-        <w:t xml:space="preserve"> </w:t>
-      </w:r>
-      <w:r>
-        <w:t xml:space="preserve">детекції порожнин fpocket на відомій кишені TRPV1 демонструє, що метод</w:t>
-      </w:r>
-      <w:r>
-        <w:t xml:space="preserve"> </w:t>
-      </w:r>
-      <w:r>
-        <w:t xml:space="preserve">здатний</w:t>
+        <w:rPr>
+          <w:b/>
+          <w:bCs/>
+        </w:rPr>
+        <w:t xml:space="preserve">Таблиця 4.</w:t>
+      </w:r>
+      <w:r>
+        <w:t xml:space="preserve"> </w:t>
+      </w:r>
+      <w:r>
+        <w:t xml:space="preserve">Косинусна подібність локальних (за залишками кишені) та</w:t>
+      </w:r>
+      <w:r>
+        <w:t xml:space="preserve"> </w:t>
+      </w:r>
+      <w:r>
+        <w:t xml:space="preserve">усереднених по всьому білку представлень ESM-2 до TRPV1.</w:t>
+      </w:r>
+    </w:p>
+    <w:tbl>
+      <w:tblPr>
+        <w:tblStyle w:val="Table"/>
+        <w:tblW w:type="pct" w:w="5000"/>
+        <w:tblLayout w:type="fixed"/>
+        <w:tblLook w:firstRow="1" w:lastRow="0" w:firstColumn="0" w:lastColumn="0" w:noHBand="0" w:noVBand="0" w:val="0020"/>
+      </w:tblPr>
+      <w:tblGrid>
+        <w:gridCol w:w="1980"/>
+        <w:gridCol w:w="1980"/>
+        <w:gridCol w:w="1980"/>
+        <w:gridCol w:w="1980"/>
+      </w:tblGrid>
+      <w:tr>
+        <w:trPr>
+          <w:tblHeader w:val="on"/>
+        </w:trPr>
+        <w:tc>
+          <w:tcPr/>
+          <w:p>
+            <w:pPr>
+              <w:pStyle w:val="Compact"/>
+            </w:pPr>
+            <w:r>
+              <w:t xml:space="preserve">Паралог</w:t>
+            </w:r>
+          </w:p>
+        </w:tc>
+        <w:tc>
+          <w:tcPr/>
+          <w:p>
+            <w:pPr>
+              <w:pStyle w:val="Compact"/>
+            </w:pPr>
+            <w:r>
+              <w:t xml:space="preserve">Локальна подібність (залишки кишені)</w:t>
+            </w:r>
+          </w:p>
+        </w:tc>
+        <w:tc>
+          <w:tcPr/>
+          <w:p>
+            <w:pPr>
+              <w:pStyle w:val="Compact"/>
+            </w:pPr>
+            <w:r>
+              <w:t xml:space="preserve">Подібність по всьому білку (негативний контроль)</w:t>
+            </w:r>
+          </w:p>
+        </w:tc>
+        <w:tc>
+          <w:tcPr/>
+          <w:p>
+            <w:pPr>
+              <w:pStyle w:val="Compact"/>
+            </w:pPr>
+            <w:r>
+              <w:t xml:space="preserve">Порівняних позицій</w:t>
+            </w:r>
+          </w:p>
+        </w:tc>
+      </w:tr>
+      <w:tr>
+        <w:tc>
+          <w:tcPr/>
+          <w:p>
+            <w:pPr>
+              <w:pStyle w:val="Compact"/>
+            </w:pPr>
+            <w:r>
+              <w:t xml:space="preserve">TRPV2</w:t>
+            </w:r>
+          </w:p>
+        </w:tc>
+        <w:tc>
+          <w:tcPr/>
+          <w:p>
+            <w:pPr>
+              <w:pStyle w:val="Compact"/>
+            </w:pPr>
+            <w:r>
+              <w:t xml:space="preserve">0.9646</w:t>
+            </w:r>
+          </w:p>
+        </w:tc>
+        <w:tc>
+          <w:tcPr/>
+          <w:p>
+            <w:pPr>
+              <w:pStyle w:val="Compact"/>
+            </w:pPr>
+            <w:r>
+              <w:t xml:space="preserve">0.9933</w:t>
+            </w:r>
+          </w:p>
+        </w:tc>
+        <w:tc>
+          <w:tcPr/>
+          <w:p>
+            <w:pPr>
+              <w:pStyle w:val="Compact"/>
+            </w:pPr>
+            <w:r>
+              <w:t xml:space="preserve">4/4</w:t>
+            </w:r>
+          </w:p>
+        </w:tc>
+      </w:tr>
+      <w:tr>
+        <w:tc>
+          <w:tcPr/>
+          <w:p>
+            <w:pPr>
+              <w:pStyle w:val="Compact"/>
+            </w:pPr>
+            <w:r>
+              <w:t xml:space="preserve">TRPV3</w:t>
+            </w:r>
+          </w:p>
+        </w:tc>
+        <w:tc>
+          <w:tcPr/>
+          <w:p>
+            <w:pPr>
+              <w:pStyle w:val="Compact"/>
+            </w:pPr>
+            <w:r>
+              <w:t xml:space="preserve">0.9648</w:t>
+            </w:r>
+          </w:p>
+        </w:tc>
+        <w:tc>
+          <w:tcPr/>
+          <w:p>
+            <w:pPr>
+              <w:pStyle w:val="Compact"/>
+            </w:pPr>
+            <w:r>
+              <w:t xml:space="preserve">0.9963</w:t>
+            </w:r>
+          </w:p>
+        </w:tc>
+        <w:tc>
+          <w:tcPr/>
+          <w:p>
+            <w:pPr>
+              <w:pStyle w:val="Compact"/>
+            </w:pPr>
+            <w:r>
+              <w:t xml:space="preserve">4/4</w:t>
+            </w:r>
+          </w:p>
+        </w:tc>
+      </w:tr>
+      <w:tr>
+        <w:tc>
+          <w:tcPr/>
+          <w:p>
+            <w:pPr>
+              <w:pStyle w:val="Compact"/>
+            </w:pPr>
+            <w:r>
+              <w:t xml:space="preserve">TRPV4</w:t>
+            </w:r>
+          </w:p>
+        </w:tc>
+        <w:tc>
+          <w:tcPr/>
+          <w:p>
+            <w:pPr>
+              <w:pStyle w:val="Compact"/>
+            </w:pPr>
+            <w:r>
+              <w:t xml:space="preserve">0.9689</w:t>
+            </w:r>
+          </w:p>
+        </w:tc>
+        <w:tc>
+          <w:tcPr/>
+          <w:p>
+            <w:pPr>
+              <w:pStyle w:val="Compact"/>
+            </w:pPr>
+            <w:r>
+              <w:t xml:space="preserve">0.9976</w:t>
+            </w:r>
+          </w:p>
+        </w:tc>
+        <w:tc>
+          <w:tcPr/>
+          <w:p>
+            <w:pPr>
+              <w:pStyle w:val="Compact"/>
+            </w:pPr>
+            <w:r>
+              <w:t xml:space="preserve">4/4</w:t>
+            </w:r>
+          </w:p>
+        </w:tc>
+      </w:tr>
+      <w:tr>
+        <w:tc>
+          <w:tcPr/>
+          <w:p>
+            <w:pPr>
+              <w:pStyle w:val="Compact"/>
+            </w:pPr>
+            <w:r>
+              <w:t xml:space="preserve">TRPV5</w:t>
+            </w:r>
+          </w:p>
+        </w:tc>
+        <w:tc>
+          <w:tcPr/>
+          <w:p>
+            <w:pPr>
+              <w:pStyle w:val="Compact"/>
+            </w:pPr>
+            <w:r>
+              <w:t xml:space="preserve">0.9344</w:t>
+            </w:r>
+          </w:p>
+        </w:tc>
+        <w:tc>
+          <w:tcPr/>
+          <w:p>
+            <w:pPr>
+              <w:pStyle w:val="Compact"/>
+            </w:pPr>
+            <w:r>
+              <w:t xml:space="preserve">0.9929</w:t>
+            </w:r>
+          </w:p>
+        </w:tc>
+        <w:tc>
+          <w:tcPr/>
+          <w:p>
+            <w:pPr>
+              <w:pStyle w:val="Compact"/>
+            </w:pPr>
+            <w:r>
+              <w:t xml:space="preserve">4/4</w:t>
+            </w:r>
+          </w:p>
+        </w:tc>
+      </w:tr>
+      <w:tr>
+        <w:tc>
+          <w:tcPr/>
+          <w:p>
+            <w:pPr>
+              <w:pStyle w:val="Compact"/>
+            </w:pPr>
+            <w:r>
+              <w:t xml:space="preserve">TRPV6</w:t>
+            </w:r>
+          </w:p>
+        </w:tc>
+        <w:tc>
+          <w:tcPr/>
+          <w:p>
+            <w:pPr>
+              <w:pStyle w:val="Compact"/>
+            </w:pPr>
+            <w:r>
+              <w:t xml:space="preserve">0.9407</w:t>
+            </w:r>
+          </w:p>
+        </w:tc>
+        <w:tc>
+          <w:tcPr/>
+          <w:p>
+            <w:pPr>
+              <w:pStyle w:val="Compact"/>
+            </w:pPr>
+            <w:r>
+              <w:t xml:space="preserve">0.9930</w:t>
+            </w:r>
+          </w:p>
+        </w:tc>
+        <w:tc>
+          <w:tcPr/>
+          <w:p>
+            <w:pPr>
+              <w:pStyle w:val="Compact"/>
+            </w:pPr>
+            <w:r>
+              <w:t xml:space="preserve">3/4 (пропуск на S512)</w:t>
+            </w:r>
+          </w:p>
+        </w:tc>
+      </w:tr>
+    </w:tbl>
+    <w:p>
+      <w:pPr>
+        <w:pStyle w:val="BodyText"/>
+      </w:pPr>
+      <w:r>
+        <w:t xml:space="preserve">Негативний контроль виявився рівно настільки неінформативним, як і</w:t>
+      </w:r>
+      <w:r>
+        <w:t xml:space="preserve"> </w:t>
+      </w:r>
+      <w:r>
+        <w:t xml:space="preserve">передбачалося: 0.993–0.998 для всіх п’яти паралогів, розкид ~0.005, що</w:t>
+      </w:r>
+      <w:r>
+        <w:t xml:space="preserve"> </w:t>
+      </w:r>
+      <w:r>
+        <w:t xml:space="preserve">не відтворює навіть ранжування за ідентичністю всього білка з Таблиці 1</w:t>
+      </w:r>
+      <w:r>
+        <w:t xml:space="preserve"> </w:t>
+      </w:r>
+      <w:r>
+        <w:t xml:space="preserve">(TRPV4 має тут</w:t>
       </w:r>
       <w:r>
         <w:t xml:space="preserve"> </w:t>
@@ -4744,19 +5243,384 @@
           <w:i/>
           <w:iCs/>
         </w:rPr>
-        <w:t xml:space="preserve">знаходити</w:t>
-      </w:r>
-      <w:r>
-        <w:t xml:space="preserve"> </w:t>
-      </w:r>
-      <w:r>
-        <w:t xml:space="preserve">кишені коректно; вона не встановлює, що подібність</w:t>
-      </w:r>
-      <w:r>
-        <w:t xml:space="preserve"> </w:t>
-      </w:r>
-      <w:r>
-        <w:t xml:space="preserve">дескрипторів кишені чи показник докінгу передбачають</w:t>
+        <w:t xml:space="preserve">найвищу</w:t>
+      </w:r>
+      <w:r>
+        <w:t xml:space="preserve"> </w:t>
+      </w:r>
+      <w:r>
+        <w:t xml:space="preserve">глобальну подібність, будучи другим з кінця за</w:t>
+      </w:r>
+      <w:r>
+        <w:t xml:space="preserve"> </w:t>
+      </w:r>
+      <w:r>
+        <w:t xml:space="preserve">ідентичністю). Це підтверджує, що усереднені по всій послідовності</w:t>
+      </w:r>
+      <w:r>
+        <w:t xml:space="preserve"> </w:t>
+      </w:r>
+      <w:r>
+        <w:t xml:space="preserve">представлення не є придатною оптикою для цього питання — незалежно від</w:t>
+      </w:r>
+      <w:r>
+        <w:t xml:space="preserve"> </w:t>
+      </w:r>
+      <w:r>
+        <w:t xml:space="preserve">аргументу на основі відсоткової ідентичності, вже наведеного в п. 2.1.</w:t>
+      </w:r>
+    </w:p>
+    <w:p>
+      <w:pPr>
+        <w:pStyle w:val="BodyText"/>
+      </w:pPr>
+      <w:r>
+        <w:t xml:space="preserve">Локальна метрика, навпаки, розділяє реальну вісь: TRPV2/TRPV3/TRPV4</w:t>
+      </w:r>
+      <w:r>
+        <w:t xml:space="preserve"> </w:t>
+      </w:r>
+      <w:r>
+        <w:t xml:space="preserve">групуються щільно (0.965–0.969), а TRPV5/TRPV6 лежать помітно нижче</w:t>
+      </w:r>
+      <w:r>
+        <w:t xml:space="preserve"> </w:t>
+      </w:r>
+      <w:r>
+        <w:t xml:space="preserve">(0.93–0.94). Це узгоджується з літературно обґрунтованим твердженням, що</w:t>
+      </w:r>
+      <w:r>
+        <w:t xml:space="preserve"> </w:t>
+      </w:r>
+      <w:r>
+        <w:t xml:space="preserve">TRPV5/6 — Ca²⁺-селективні канали з іншою архітектурою пори — дивергують</w:t>
+      </w:r>
+      <w:r>
+        <w:t xml:space="preserve"> </w:t>
+      </w:r>
+      <w:r>
+        <w:t xml:space="preserve">на рівні кишені сильніше, ніж TRPV2–4, і становить другу, незалежну</w:t>
+      </w:r>
+      <w:r>
+        <w:t xml:space="preserve"> </w:t>
+      </w:r>
+      <w:r>
+        <w:t xml:space="preserve">(засновану на представленнях, а не на ідентичності) лінію доказів саме</w:t>
+      </w:r>
+      <w:r>
+        <w:t xml:space="preserve"> </w:t>
+      </w:r>
+      <w:r>
+        <w:t xml:space="preserve">для цієї частини твердження.</w:t>
+      </w:r>
+    </w:p>
+    <w:p>
+      <w:pPr>
+        <w:pStyle w:val="BodyText"/>
+      </w:pPr>
+      <w:r>
+        <w:t xml:space="preserve">Водночас цей аналіз</w:t>
+      </w:r>
+      <w:r>
+        <w:t xml:space="preserve"> </w:t>
+      </w:r>
+      <w:r>
+        <w:rPr>
+          <w:b/>
+          <w:bCs/>
+        </w:rPr>
+        <w:t xml:space="preserve">не</w:t>
+      </w:r>
+      <w:r>
+        <w:t xml:space="preserve"> </w:t>
+      </w:r>
+      <w:r>
+        <w:t xml:space="preserve">підтверджує TRPV4-специфічної частини</w:t>
+      </w:r>
+      <w:r>
+        <w:t xml:space="preserve"> </w:t>
+      </w:r>
+      <w:r>
+        <w:t xml:space="preserve">твердження. TRPV4 не має жодного збігу за фізико-хімічним класом у всіх</w:t>
+      </w:r>
+      <w:r>
+        <w:t xml:space="preserve"> </w:t>
+      </w:r>
+      <w:r>
+        <w:t xml:space="preserve">чотирьох позиціях кишені (Y511→S, S512→F, T550→M, E570→Q — усі зміни</w:t>
+      </w:r>
+      <w:r>
+        <w:t xml:space="preserve"> </w:t>
+      </w:r>
+      <w:r>
+        <w:t xml:space="preserve">класу), тобто за цією дискретною мірою заміщений сильніше за TRPV2 чи</w:t>
+      </w:r>
+      <w:r>
+        <w:t xml:space="preserve"> </w:t>
+      </w:r>
+      <w:r>
+        <w:t xml:space="preserve">TRPV3, — і все ж має найвищу локальну подібність ESM-2 у всій групі.</w:t>
+      </w:r>
+      <w:r>
+        <w:t xml:space="preserve"> </w:t>
+      </w:r>
+      <w:r>
+        <w:t xml:space="preserve">Правдоподібне прочитання: усереднення по вікну з п’яти залишків</w:t>
+      </w:r>
+      <w:r>
+        <w:t xml:space="preserve"> </w:t>
+      </w:r>
+      <w:r>
+        <w:t xml:space="preserve">доміноване сильно консервативним фланкувальним мотивом, спільним для</w:t>
+      </w:r>
+      <w:r>
+        <w:t xml:space="preserve"> </w:t>
+      </w:r>
+      <w:r>
+        <w:t xml:space="preserve">TRPV1–4, тож сигнал тут ближчий до «наскільки консервативний локальний</w:t>
+      </w:r>
+      <w:r>
+        <w:t xml:space="preserve"> </w:t>
+      </w:r>
+      <w:r>
+        <w:t xml:space="preserve">структурний контекст», ніж до «наскільки консервативна конкретна</w:t>
+      </w:r>
+      <w:r>
+        <w:t xml:space="preserve"> </w:t>
+      </w:r>
+      <w:r>
+        <w:t xml:space="preserve">заміна». Це слід читати як обмеження підходу з усередненням по вікну, а</w:t>
+      </w:r>
+      <w:r>
+        <w:t xml:space="preserve"> </w:t>
+      </w:r>
+      <w:r>
+        <w:t xml:space="preserve">не як доказ проти літературного аргументу про точкові заміни в TRPV4</w:t>
+      </w:r>
+      <w:r>
+        <w:t xml:space="preserve"> </w:t>
+      </w:r>
+      <w:r>
+        <w:t xml:space="preserve">(який стосується функціонального наслідку однієї конкретної зміни</w:t>
+      </w:r>
+      <w:r>
+        <w:t xml:space="preserve"> </w:t>
+      </w:r>
+      <w:r>
+        <w:t xml:space="preserve">залишку, а не подібності локального контексту).</w:t>
+      </w:r>
+    </w:p>
+    <w:bookmarkEnd w:id="22"/>
+    <w:bookmarkEnd w:id="23"/>
+    <w:bookmarkStart w:id="24" w:name="обговорення"/>
+    <w:p>
+      <w:pPr>
+        <w:pStyle w:val="Heading2"/>
+      </w:pPr>
+      <w:r>
+        <w:t xml:space="preserve">4. Обговорення</w:t>
+      </w:r>
+    </w:p>
+    <w:p>
+      <w:pPr>
+        <w:pStyle w:val="FirstParagraph"/>
+      </w:pPr>
+      <w:r>
+        <w:t xml:space="preserve">Цей скринінг демонструє, що структурний тріаж за позамішеневими мішенями —</w:t>
+      </w:r>
+      <w:r>
+        <w:t xml:space="preserve"> </w:t>
+      </w:r>
+      <w:r>
+        <w:t xml:space="preserve">достатньо дешевий, щоб проводитися до появи сполуки-лідера — здатний</w:t>
+      </w:r>
+      <w:r>
+        <w:t xml:space="preserve"> </w:t>
+      </w:r>
+      <w:r>
+        <w:t xml:space="preserve">виявити кандидата (RARG), якого звичайний паралог-орієнтований огляд</w:t>
+      </w:r>
+      <w:r>
+        <w:t xml:space="preserve"> </w:t>
+      </w:r>
+      <w:r>
+        <w:t xml:space="preserve">безпеки ніколи б не розглянув, оскільки RARG не має значущої</w:t>
+      </w:r>
+      <w:r>
+        <w:t xml:space="preserve"> </w:t>
+      </w:r>
+      <w:r>
+        <w:t xml:space="preserve">ідентичності послідовності чи еволюційного зв’язку з TRPV1. Знахідка</w:t>
+      </w:r>
+      <w:r>
+        <w:t xml:space="preserve"> </w:t>
+      </w:r>
+      <w:r>
+        <w:t xml:space="preserve">підкріплена двома незалежними лініями обчислювальних доказів, що</w:t>
+      </w:r>
+      <w:r>
+        <w:t xml:space="preserve"> </w:t>
+      </w:r>
+      <w:r>
+        <w:t xml:space="preserve">сходяться до однієї мішені (подібність «відбитків» кишень і крос-докінг),</w:t>
+      </w:r>
+      <w:r>
+        <w:t xml:space="preserve"> </w:t>
+      </w:r>
+      <w:r>
+        <w:t xml:space="preserve">а також тим фактом, що RARG — не суто гіпотетична мішень: це прямий</w:t>
+      </w:r>
+      <w:r>
+        <w:t xml:space="preserve"> </w:t>
+      </w:r>
+      <w:r>
+        <w:t xml:space="preserve">об’єкт дії схваленого топічного RARγ-селективного ретиноїду (трифаротен)</w:t>
+      </w:r>
+      <w:r>
+        <w:t xml:space="preserve"> </w:t>
+      </w:r>
+      <w:r>
+        <w:t xml:space="preserve">і, менш селективно, старішого топічного проліку-ретиноїду (тазаротен).</w:t>
+      </w:r>
+      <w:r>
+        <w:t xml:space="preserve"> </w:t>
+      </w:r>
+      <w:r>
+        <w:t xml:space="preserve">Третя, незалежна лінія доказів вказує в тому самому напрямку: перевірка</w:t>
+      </w:r>
+      <w:r>
+        <w:t xml:space="preserve"> </w:t>
+      </w:r>
+      <w:r>
+        <w:t xml:space="preserve">дискримінації на істинних даних ChEMBL (п. 3.4) показує, що показник</w:t>
+      </w:r>
+      <w:r>
+        <w:t xml:space="preserve"> </w:t>
+      </w:r>
+      <w:r>
+        <w:t xml:space="preserve">Vina дійсно розрізняє зв’язувачі та незв’язувачі RARG (ROC-AUC 0.811) на</w:t>
+      </w:r>
+      <w:r>
+        <w:t xml:space="preserve"> </w:t>
+      </w:r>
+      <w:r>
+        <w:t xml:space="preserve">наборі сполук, цілком не пов’язаному з семилігандним рядом TRPV1,</w:t>
+      </w:r>
+      <w:r>
+        <w:t xml:space="preserve"> </w:t>
+      </w:r>
+      <w:r>
+        <w:t xml:space="preserve">використаним для крос-докінгу, — доказ того, що базова скорингова</w:t>
+      </w:r>
+      <w:r>
+        <w:t xml:space="preserve"> </w:t>
+      </w:r>
+      <w:r>
+        <w:t xml:space="preserve">функція виконує реальну, узагальнювану роботу на цій кишені, а не лише</w:t>
+      </w:r>
+      <w:r>
+        <w:t xml:space="preserve"> </w:t>
+      </w:r>
+      <w:r>
+        <w:t xml:space="preserve">демонструє послідовний патерн всередині одного лігандного ряду.</w:t>
+      </w:r>
+      <w:r>
+        <w:t xml:space="preserve"> </w:t>
+      </w:r>
+      <w:r>
+        <w:t xml:space="preserve">Клінічний прецедент це доповнює: рецептор уже фармакологічно задіяний у тій самій тканині наявними</w:t>
+      </w:r>
+      <w:r>
+        <w:t xml:space="preserve"> </w:t>
+      </w:r>
+      <w:r>
+        <w:t xml:space="preserve">терапевтичними засобами, що надає потенційній позамішеневій взаємодії</w:t>
+      </w:r>
+      <w:r>
+        <w:t xml:space="preserve"> </w:t>
+      </w:r>
+      <w:r>
+        <w:t xml:space="preserve">конкретну, клінічно заякорену інтерпретаційну рамку (можливе втручання в</w:t>
+      </w:r>
+      <w:r>
+        <w:t xml:space="preserve"> </w:t>
+      </w:r>
+      <w:r>
+        <w:t xml:space="preserve">ретиноїдну сигналізацію в шкірі), а не вимагає de novo токсикологічної</w:t>
+      </w:r>
+      <w:r>
+        <w:t xml:space="preserve"> </w:t>
+      </w:r>
+      <w:r>
+        <w:t xml:space="preserve">гіпотези. Наголошуємо, що жодна з цих ліній доказів не встановлює</w:t>
+      </w:r>
+      <w:r>
+        <w:t xml:space="preserve"> </w:t>
+      </w:r>
+      <w:r>
+        <w:t xml:space="preserve">реального зв’язування, агонізм проти антагонізму на RARG чи будь-який</w:t>
+      </w:r>
+      <w:r>
+        <w:t xml:space="preserve"> </w:t>
+      </w:r>
+      <w:r>
+        <w:t xml:space="preserve">функціональний або токсикологічний наслідок — ці питання виходять за</w:t>
+      </w:r>
+      <w:r>
+        <w:t xml:space="preserve"> </w:t>
+      </w:r>
+      <w:r>
+        <w:t xml:space="preserve">межі комп’ютерного скринінгу і потребують окремої експериментальної</w:t>
+      </w:r>
+      <w:r>
+        <w:t xml:space="preserve"> </w:t>
+      </w:r>
+      <w:r>
+        <w:t xml:space="preserve">перевірки.</w:t>
+      </w:r>
+    </w:p>
+    <w:p>
+      <w:pPr>
+        <w:pStyle w:val="BodyText"/>
+      </w:pPr>
+      <w:r>
+        <w:t xml:space="preserve">Кілька обмежень окреслюють, як слід використовувати ці результати.</w:t>
+      </w:r>
+      <w:r>
+        <w:t xml:space="preserve"> </w:t>
+      </w:r>
+      <w:r>
+        <w:t xml:space="preserve">По-перше, і найважливіше, це комп’ютерний тріаж, що генерує гіпотези, а</w:t>
+      </w:r>
+      <w:r>
+        <w:t xml:space="preserve"> </w:t>
+      </w:r>
+      <w:r>
+        <w:t xml:space="preserve">не підтверджувальне дослідження безпеки — жодних експериментальних</w:t>
+      </w:r>
+      <w:r>
+        <w:t xml:space="preserve"> </w:t>
+      </w:r>
+      <w:r>
+        <w:t xml:space="preserve">(біохімічних, клітинних чи in vivo) даних про крос-реактивність не</w:t>
+      </w:r>
+      <w:r>
+        <w:t xml:space="preserve"> </w:t>
+      </w:r>
+      <w:r>
+        <w:t xml:space="preserve">отримано і не звірено з цими передбаченнями. Валідація точності</w:t>
+      </w:r>
+      <w:r>
+        <w:t xml:space="preserve"> </w:t>
+      </w:r>
+      <w:r>
+        <w:t xml:space="preserve">детекції порожнин fpocket на відомій кишені TRPV1 демонструє, що метод</w:t>
+      </w:r>
+      <w:r>
+        <w:t xml:space="preserve"> </w:t>
+      </w:r>
+      <w:r>
+        <w:t xml:space="preserve">здатний</w:t>
       </w:r>
       <w:r>
         <w:t xml:space="preserve"> </w:t>
@@ -4766,6 +5630,28 @@
           <w:i/>
           <w:iCs/>
         </w:rPr>
+        <w:t xml:space="preserve">знаходити</w:t>
+      </w:r>
+      <w:r>
+        <w:t xml:space="preserve"> </w:t>
+      </w:r>
+      <w:r>
+        <w:t xml:space="preserve">кишені коректно; вона не встановлює, що подібність</w:t>
+      </w:r>
+      <w:r>
+        <w:t xml:space="preserve"> </w:t>
+      </w:r>
+      <w:r>
+        <w:t xml:space="preserve">дескрипторів кишені чи показник докінгу передбачають</w:t>
+      </w:r>
+      <w:r>
+        <w:t xml:space="preserve"> </w:t>
+      </w:r>
+      <w:r>
+        <w:rPr>
+          <w:i/>
+          <w:iCs/>
+        </w:rPr>
         <w:t xml:space="preserve">реальне</w:t>
       </w:r>
       <w:r>
@@ -4982,7 +5868,97 @@
         <w:t xml:space="preserve"> </w:t>
       </w:r>
       <w:r>
-        <w:t xml:space="preserve">кожного значення.</w:t>
+        <w:t xml:space="preserve">кожного значення. По-восьме, порівняння представлень ESM-2 (п. 2.6/3.5)</w:t>
+      </w:r>
+      <w:r>
+        <w:t xml:space="preserve"> </w:t>
+      </w:r>
+      <w:r>
+        <w:t xml:space="preserve">дає по одному вбудованню на білок без оцінки невизначеності чи</w:t>
+      </w:r>
+      <w:r>
+        <w:t xml:space="preserve"> </w:t>
+      </w:r>
+      <w:r>
+        <w:t xml:space="preserve">ансамблю, тож розкид ~0.03–0.04 між TRPV2–4 і TRPV5/6 слід трактувати</w:t>
+      </w:r>
+      <w:r>
+        <w:t xml:space="preserve"> </w:t>
+      </w:r>
+      <w:r>
+        <w:t xml:space="preserve">як орієнтовний, а не як статистично перевірене розділення (істинних</w:t>
+      </w:r>
+      <w:r>
+        <w:t xml:space="preserve"> </w:t>
+      </w:r>
+      <w:r>
+        <w:t xml:space="preserve">міток, на яких можна було б побудувати перевірку дискримінації на зразок</w:t>
+      </w:r>
+      <w:r>
+        <w:t xml:space="preserve"> </w:t>
+      </w:r>
+      <w:r>
+        <w:t xml:space="preserve">п. 3.4, тут не існує); порівняння для TRPV6 використовує на одну позицію</w:t>
+      </w:r>
+      <w:r>
+        <w:t xml:space="preserve"> </w:t>
+      </w:r>
+      <w:r>
+        <w:t xml:space="preserve">менше (3 проти 4) через реальний пропуск вирівнювання; розмір вікна</w:t>
+      </w:r>
+      <w:r>
+        <w:t xml:space="preserve"> </w:t>
+      </w:r>
+      <w:r>
+        <w:t xml:space="preserve">(±2 залишки) не оптимізувався, а вужче або ширше вікно змістило б</w:t>
+      </w:r>
+      <w:r>
+        <w:t xml:space="preserve"> </w:t>
+      </w:r>
+      <w:r>
+        <w:t xml:space="preserve">баланс між «специфічним для заміни» та «локально-контекстним» сигналом,</w:t>
+      </w:r>
+      <w:r>
+        <w:t xml:space="preserve"> </w:t>
+      </w:r>
+      <w:r>
+        <w:t xml:space="preserve">обговореним у п. 3.5, тож перед тим, як опиратися на цей метод для</w:t>
+      </w:r>
+      <w:r>
+        <w:t xml:space="preserve"> </w:t>
+      </w:r>
+      <w:r>
+        <w:t xml:space="preserve">сильнішого твердження, потрібна перевірка чутливості. Застосувати цей</w:t>
+      </w:r>
+      <w:r>
+        <w:t xml:space="preserve"> </w:t>
+      </w:r>
+      <w:r>
+        <w:t xml:space="preserve">самий підхід до позамішеневого порівняння RARG/MMP3 неможливо за</w:t>
+      </w:r>
+      <w:r>
+        <w:t xml:space="preserve"> </w:t>
+      </w:r>
+      <w:r>
+        <w:t xml:space="preserve">побудовою: порезидуальне порівняння ESM вимагає справжнього вирівнювання</w:t>
+      </w:r>
+      <w:r>
+        <w:t xml:space="preserve"> </w:t>
+      </w:r>
+      <w:r>
+        <w:t xml:space="preserve">послідовностей між гомологічними білками, а RARG і MMP3 не споріднені з</w:t>
+      </w:r>
+      <w:r>
+        <w:t xml:space="preserve"> </w:t>
+      </w:r>
+      <w:r>
+        <w:t xml:space="preserve">TRPV1 за послідовністю — саме тому для них використано геометричний</w:t>
+      </w:r>
+      <w:r>
+        <w:t xml:space="preserve"> </w:t>
+      </w:r>
+      <w:r>
+        <w:t xml:space="preserve">скринінг fpocket.</w:t>
       </w:r>
     </w:p>
     <w:p>
@@ -5140,7 +6116,7 @@
         <w:t xml:space="preserve"> </w:t>
       </w:r>
       <w:r>
-        <w:t xml:space="preserve">курації хімічної бібліотеки цієї програми з міркувань проникності [17]),</w:t>
+        <w:t xml:space="preserve">курації хімічної бібліотеки цієї програми з міркувань проникності [17,27]),</w:t>
       </w:r>
       <w:r>
         <w:t xml:space="preserve"> </w:t>
@@ -5197,8 +6173,8 @@
         <w:t xml:space="preserve">програми малих молекул, а не лише для цієї.</w:t>
       </w:r>
     </w:p>
-    <w:bookmarkEnd w:id="22"/>
-    <w:bookmarkStart w:id="23" w:name="висновки"/>
+    <w:bookmarkEnd w:id="24"/>
+    <w:bookmarkStart w:id="25" w:name="висновки"/>
     <w:p>
       <w:pPr>
         <w:pStyle w:val="Heading2"/>
@@ -5407,8 +6383,8 @@
         <w:t xml:space="preserve">топічних малих молекул.</w:t>
       </w:r>
     </w:p>
-    <w:bookmarkEnd w:id="23"/>
-    <w:bookmarkStart w:id="24" w:name="внесок-авторів"/>
+    <w:bookmarkEnd w:id="25"/>
+    <w:bookmarkStart w:id="26" w:name="внесок-авторів"/>
     <w:p>
       <w:pPr>
         <w:pStyle w:val="Heading2"/>
@@ -5429,8 +6405,8 @@
         <w:t xml:space="preserve">[заповнити]</w:t>
       </w:r>
     </w:p>
-    <w:bookmarkEnd w:id="24"/>
-    <w:bookmarkStart w:id="25" w:name="доступність-даних-і-коду"/>
+    <w:bookmarkEnd w:id="26"/>
+    <w:bookmarkStart w:id="27" w:name="доступність-даних-і-коду"/>
     <w:p>
       <w:pPr>
         <w:pStyle w:val="Heading2"/>
@@ -5444,13 +6420,13 @@
         <w:pStyle w:val="FirstParagraph"/>
       </w:pPr>
       <w:r>
-        <w:t xml:space="preserve">Усі скрипти, схеми проміжних даних і таблиці результатів, що лежать в</w:t>
-      </w:r>
-      <w:r>
-        <w:t xml:space="preserve"> </w:t>
-      </w:r>
-      <w:r>
-        <w:t xml:space="preserve">основі цієї роботи, доступні в репозиторії проєкту (директорія</w:t>
+        <w:t xml:space="preserve">Усі скрипти, схеми проміжних даних і підсумкові таблиці результатів, що</w:t>
+      </w:r>
+      <w:r>
+        <w:t xml:space="preserve"> </w:t>
+      </w:r>
+      <w:r>
+        <w:t xml:space="preserve">лежать в основі цієї роботи, зібрані в репозиторії</w:t>
       </w:r>
       <w:r>
         <w:t xml:space="preserve"> </w:t>
@@ -5459,10 +6435,19 @@
         <w:rPr>
           <w:rStyle w:val="VerbatimChar"/>
         </w:rPr>
-        <w:t xml:space="preserve">track_a_analgesic/</w:t>
-      </w:r>
-      <w:r>
-        <w:t xml:space="preserve">: підпапки</w:t>
+        <w:t xml:space="preserve">trpv1-offtarget-safety-screen</w:t>
+      </w:r>
+      <w:r>
+        <w:t xml:space="preserve"> </w:t>
+      </w:r>
+      <w:r>
+        <w:t xml:space="preserve">(https://github.com/danil25-stack/trpv1-offtarget-safety-screen) з такою</w:t>
+      </w:r>
+      <w:r>
+        <w:t xml:space="preserve"> </w:t>
+      </w:r>
+      <w:r>
+        <w:t xml:space="preserve">структурою:</w:t>
       </w:r>
       <w:r>
         <w:t xml:space="preserve"> </w:t>
@@ -5474,7 +6459,16 @@
         <w:t xml:space="preserve">target_validation/</w:t>
       </w:r>
       <w:r>
-        <w:t xml:space="preserve">,</w:t>
+        <w:t xml:space="preserve"> </w:t>
+      </w:r>
+      <w:r>
+        <w:t xml:space="preserve">(порівняння кишень, біоактивність</w:t>
+      </w:r>
+      <w:r>
+        <w:t xml:space="preserve"> </w:t>
+      </w:r>
+      <w:r>
+        <w:t xml:space="preserve">ChEMBL, статистика, рисунки, описи, рукопис),</w:t>
       </w:r>
       <w:r>
         <w:t xml:space="preserve"> </w:t>
@@ -5486,7 +6480,16 @@
         <w:t xml:space="preserve">docking/</w:t>
       </w:r>
       <w:r>
-        <w:t xml:space="preserve">,</w:t>
+        <w:t xml:space="preserve"> </w:t>
+      </w:r>
+      <w:r>
+        <w:t xml:space="preserve">(крос-докінг</w:t>
+      </w:r>
+      <w:r>
+        <w:t xml:space="preserve"> </w:t>
+      </w:r>
+      <w:r>
+        <w:t xml:space="preserve">Vina та AD4Zn проти відібраних позамішеневих мішеней),</w:t>
       </w:r>
       <w:r>
         <w:t xml:space="preserve"> </w:t>
@@ -5495,16 +6498,207 @@
         <w:rPr>
           <w:rStyle w:val="VerbatimChar"/>
         </w:rPr>
-        <w:t xml:space="preserve">md_residence_time/</w:t>
-      </w:r>
-      <w:r>
-        <w:t xml:space="preserve">). Походження кожного результату наведено в</w:t>
-      </w:r>
-      <w:r>
-        <w:t xml:space="preserve"> </w:t>
-      </w:r>
-      <w:r>
-        <w:t xml:space="preserve">таблиці нижче.</w:t>
+        <w:t xml:space="preserve">common/</w:t>
+      </w:r>
+      <w:r>
+        <w:t xml:space="preserve"> </w:t>
+      </w:r>
+      <w:r>
+        <w:t xml:space="preserve">(клієнт API Open Targets) і</w:t>
+      </w:r>
+      <w:r>
+        <w:t xml:space="preserve"> </w:t>
+      </w:r>
+      <w:r>
+        <w:rPr>
+          <w:rStyle w:val="VerbatimChar"/>
+        </w:rPr>
+        <w:t xml:space="preserve">docker/</w:t>
+      </w:r>
+      <w:r>
+        <w:t xml:space="preserve"> </w:t>
+      </w:r>
+      <w:r>
+        <w:t xml:space="preserve">(conda-середовища та Dockerfile</w:t>
+      </w:r>
+      <w:r>
+        <w:t xml:space="preserve"> </w:t>
+      </w:r>
+      <w:r>
+        <w:t xml:space="preserve">для двох обчислювальних етапів — докінгу та ESM). Сирі й промiжні дані</w:t>
+      </w:r>
+      <w:r>
+        <w:t xml:space="preserve"> </w:t>
+      </w:r>
+      <w:r>
+        <w:t xml:space="preserve">(файли структур, вивантаження ChEMBL, пози докінгу) до репозиторію не</w:t>
+      </w:r>
+      <w:r>
+        <w:t xml:space="preserve"> </w:t>
+      </w:r>
+      <w:r>
+        <w:t xml:space="preserve">включені — їх відтворює повторний запуск скриптів; зберігаються лише</w:t>
+      </w:r>
+      <w:r>
+        <w:t xml:space="preserve"> </w:t>
+      </w:r>
+      <w:r>
+        <w:t xml:space="preserve">підсумкові рисунки та письмові результати. Логіка вирівнювання позицій</w:t>
+      </w:r>
+      <w:r>
+        <w:t xml:space="preserve"> </w:t>
+      </w:r>
+      <w:r>
+        <w:t xml:space="preserve">кишені покрита модульними тестами без залежності від GPU чи мережі</w:t>
+      </w:r>
+      <w:r>
+        <w:t xml:space="preserve"> </w:t>
+      </w:r>
+      <w:r>
+        <w:t xml:space="preserve">(</w:t>
+      </w:r>
+      <w:r>
+        <w:rPr>
+          <w:rStyle w:val="VerbatimChar"/>
+        </w:rPr>
+        <w:t xml:space="preserve">pytest target_validation/</w:t>
+      </w:r>
+      <w:r>
+        <w:t xml:space="preserve">), які виконуються в CI</w:t>
+      </w:r>
+      <w:r>
+        <w:t xml:space="preserve"> </w:t>
+      </w:r>
+      <w:r>
+        <w:t xml:space="preserve">(</w:t>
+      </w:r>
+      <w:r>
+        <w:rPr>
+          <w:rStyle w:val="VerbatimChar"/>
+        </w:rPr>
+        <w:t xml:space="preserve">.github/workflows/tests.yml</w:t>
+      </w:r>
+      <w:r>
+        <w:t xml:space="preserve">). Три перехресних посилання вказують на</w:t>
+      </w:r>
+      <w:r>
+        <w:t xml:space="preserve"> </w:t>
+      </w:r>
+      <w:r>
+        <w:t xml:space="preserve">файли батьківського (закритого) проєкту і не потрібні для</w:t>
+      </w:r>
+      <w:r>
+        <w:t xml:space="preserve"> </w:t>
+      </w:r>
+      <w:r>
+        <w:t xml:space="preserve">відтворення нічого в цьому репозиторії: пілот часу перебування за</w:t>
+      </w:r>
+      <w:r>
+        <w:t xml:space="preserve"> </w:t>
+      </w:r>
+      <w:r>
+        <w:t xml:space="preserve">даними молекулярної динаміки TRPV1 (</w:t>
+      </w:r>
+      <w:r>
+        <w:rPr>
+          <w:rStyle w:val="VerbatimChar"/>
+        </w:rPr>
+        <w:t xml:space="preserve">md_residence_time/STATUS.md</w:t>
+      </w:r>
+      <w:r>
+        <w:t xml:space="preserve">),</w:t>
+      </w:r>
+      <w:r>
+        <w:t xml:space="preserve"> </w:t>
+      </w:r>
+      <w:r>
+        <w:t xml:space="preserve">smoke-тест докінгу (</w:t>
+      </w:r>
+      <w:r>
+        <w:rPr>
+          <w:rStyle w:val="VerbatimChar"/>
+        </w:rPr>
+        <w:t xml:space="preserve">docking/SMOKE_TEST.md</w:t>
+      </w:r>
+      <w:r>
+        <w:t xml:space="preserve">) і опис тріажу</w:t>
+      </w:r>
+      <w:r>
+        <w:t xml:space="preserve"> </w:t>
+      </w:r>
+      <w:r>
+        <w:t xml:space="preserve">різноманітності ZINC (</w:t>
+      </w:r>
+      <w:r>
+        <w:rPr>
+          <w:rStyle w:val="VerbatimChar"/>
+        </w:rPr>
+        <w:t xml:space="preserve">docking/ZINC_TRIAGE.md</w:t>
+      </w:r>
+      <w:r>
+        <w:t xml:space="preserve">).</w:t>
+      </w:r>
+    </w:p>
+    <w:p>
+      <w:pPr>
+        <w:pStyle w:val="BodyText"/>
+      </w:pPr>
+      <w:r>
+        <w:rPr>
+          <w:i/>
+          <w:iCs/>
+        </w:rPr>
+        <w:t xml:space="preserve">[Примітка перед поданням: на момент підготовки рукопису репозиторій</w:t>
+      </w:r>
+      <w:r>
+        <w:rPr>
+          <w:i/>
+          <w:iCs/>
+        </w:rPr>
+        <w:t xml:space="preserve"> </w:t>
+      </w:r>
+      <w:r>
+        <w:rPr>
+          <w:i/>
+          <w:iCs/>
+        </w:rPr>
+        <w:t xml:space="preserve">приватний, тож наведене посилання повертає 404 для сторонніх читачів.</w:t>
+      </w:r>
+      <w:r>
+        <w:rPr>
+          <w:i/>
+          <w:iCs/>
+        </w:rPr>
+        <w:t xml:space="preserve"> </w:t>
+      </w:r>
+      <w:r>
+        <w:rPr>
+          <w:i/>
+          <w:iCs/>
+        </w:rPr>
+        <w:t xml:space="preserve">Перед поданням зробіть репозиторій публічним або замініть це посилання</w:t>
+      </w:r>
+      <w:r>
+        <w:rPr>
+          <w:i/>
+          <w:iCs/>
+        </w:rPr>
+        <w:t xml:space="preserve"> </w:t>
+      </w:r>
+      <w:r>
+        <w:rPr>
+          <w:i/>
+          <w:iCs/>
+        </w:rPr>
+        <w:t xml:space="preserve">на формулювання «доступно від автора для листування за запитом».]</w:t>
+      </w:r>
+    </w:p>
+    <w:p>
+      <w:pPr>
+        <w:pStyle w:val="BodyText"/>
+      </w:pPr>
+      <w:r>
+        <w:t xml:space="preserve">Походження кожного результату наведено в таблиці нижче.</w:t>
       </w:r>
     </w:p>
     <w:tbl>
@@ -6044,7 +7238,7 @@
               <w:pStyle w:val="Compact"/>
             </w:pPr>
             <w:r>
-              <w:t xml:space="preserve">Воронка пайплайну</w:t>
+              <w:t xml:space="preserve">Воронка пайплайну та форми кишень</w:t>
             </w:r>
           </w:p>
         </w:tc>
@@ -6074,12 +7268,118 @@
               </w:rPr>
               <w:t xml:space="preserve">figures/pipeline_funnel.png</w:t>
             </w:r>
+            <w:r>
+              <w:t xml:space="preserve">,</w:t>
+            </w:r>
+            <w:r>
+              <w:t xml:space="preserve"> </w:t>
+            </w:r>
+            <w:r>
+              <w:rPr>
+                <w:rStyle w:val="VerbatimChar"/>
+              </w:rPr>
+              <w:t xml:space="preserve">figures/pocket_shapes.png</w:t>
+            </w:r>
+          </w:p>
+        </w:tc>
+      </w:tr>
+      <w:tr>
+        <w:tc>
+          <w:tcPr/>
+          <w:p>
+            <w:pPr>
+              <w:pStyle w:val="Compact"/>
+            </w:pPr>
+            <w:r>
+              <w:t xml:space="preserve">Зіставлення залишків кишені між паралогами</w:t>
+            </w:r>
+          </w:p>
+        </w:tc>
+        <w:tc>
+          <w:tcPr/>
+          <w:p>
+            <w:pPr>
+              <w:pStyle w:val="Compact"/>
+            </w:pPr>
+            <w:r>
+              <w:rPr>
+                <w:rStyle w:val="VerbatimChar"/>
+              </w:rPr>
+              <w:t xml:space="preserve">target_validation/pocket_residue_alignment.py</w:t>
+            </w:r>
+          </w:p>
+        </w:tc>
+        <w:tc>
+          <w:tcPr/>
+          <w:p>
+            <w:pPr>
+              <w:pStyle w:val="Compact"/>
+            </w:pPr>
+            <w:r>
+              <w:rPr>
+                <w:rStyle w:val="VerbatimChar"/>
+              </w:rPr>
+              <w:t xml:space="preserve">target_validation/pocket_residue_alignment.csv</w:t>
+            </w:r>
+          </w:p>
+        </w:tc>
+      </w:tr>
+      <w:tr>
+        <w:tc>
+          <w:tcPr/>
+          <w:p>
+            <w:pPr>
+              <w:pStyle w:val="Compact"/>
+            </w:pPr>
+            <w:r>
+              <w:t xml:space="preserve">Локальна/глобальна подібність представлень ESM-2 (Таблиця 4)</w:t>
+            </w:r>
+          </w:p>
+        </w:tc>
+        <w:tc>
+          <w:tcPr/>
+          <w:p>
+            <w:pPr>
+              <w:pStyle w:val="Compact"/>
+            </w:pPr>
+            <w:r>
+              <w:rPr>
+                <w:rStyle w:val="VerbatimChar"/>
+              </w:rPr>
+              <w:t xml:space="preserve">target_validation/esm_pocket_embedding_similarity.py</w:t>
+            </w:r>
+          </w:p>
+        </w:tc>
+        <w:tc>
+          <w:tcPr/>
+          <w:p>
+            <w:pPr>
+              <w:pStyle w:val="Compact"/>
+            </w:pPr>
+            <w:r>
+              <w:rPr>
+                <w:rStyle w:val="VerbatimChar"/>
+              </w:rPr>
+              <w:t xml:space="preserve">target_validation/esm_pocket_similarity.csv</w:t>
+            </w:r>
+            <w:r>
+              <w:t xml:space="preserve">,</w:t>
+            </w:r>
+            <w:r>
+              <w:t xml:space="preserve"> </w:t>
+            </w:r>
+            <w:r>
+              <w:rPr>
+                <w:rStyle w:val="VerbatimChar"/>
+              </w:rPr>
+              <w:t xml:space="preserve">target_validation/esm_pocket_similarity.md</w:t>
+            </w:r>
           </w:p>
         </w:tc>
       </w:tr>
     </w:tbl>
-    <w:bookmarkEnd w:id="25"/>
-    <w:bookmarkStart w:id="26" w:name="фінансування"/>
+    <w:bookmarkEnd w:id="27"/>
+    <w:bookmarkStart w:id="28" w:name="фінансування"/>
     <w:p>
       <w:pPr>
         <w:pStyle w:val="Heading2"/>
@@ -6100,8 +7400,8 @@
         <w:t xml:space="preserve">[заповнити]</w:t>
       </w:r>
     </w:p>
-    <w:bookmarkEnd w:id="26"/>
-    <w:bookmarkStart w:id="27" w:name="конфлікт-інтересів"/>
+    <w:bookmarkEnd w:id="28"/>
+    <w:bookmarkStart w:id="29" w:name="конфлікт-інтересів"/>
     <w:p>
       <w:pPr>
         <w:pStyle w:val="Heading2"/>
@@ -6122,8 +7422,8 @@
         <w:t xml:space="preserve">[заповнити]</w:t>
       </w:r>
     </w:p>
-    <w:bookmarkEnd w:id="27"/>
-    <w:bookmarkStart w:id="28" w:name="список-літератури"/>
+    <w:bookmarkEnd w:id="29"/>
+    <w:bookmarkStart w:id="30" w:name="список-літератури"/>
     <w:p>
       <w:pPr>
         <w:pStyle w:val="Heading2"/>
@@ -6285,23 +7585,13 @@
           <w:i/>
           <w:iCs/>
         </w:rPr>
-        <w:t xml:space="preserve">USA.</w:t>
-      </w:r>
-      <w:r>
-        <w:t xml:space="preserve"> </w:t>
-      </w:r>
-      <w:r>
-        <w:t xml:space="preserve">2016;113(2):E137–E145.</w:t>
-      </w:r>
-      <w:r>
-        <w:t xml:space="preserve"> </w:t>
-      </w:r>
-      <w:r>
-        <w:rPr>
-          <w:i/>
-          <w:iCs/>
-        </w:rPr>
-        <w:t xml:space="preserve">(перевірити перед поданням)</w:t>
+        <w:t xml:space="preserve">U S A.</w:t>
+      </w:r>
+      <w:r>
+        <w:t xml:space="preserve"> </w:t>
+      </w:r>
+      <w:r>
+        <w:t xml:space="preserve">2016;113(2):E137–E145. doi:10.1073/pnas.1517288113</w:t>
       </w:r>
     </w:p>
     <w:p>
@@ -6313,11 +7603,23 @@
         </w:numPr>
       </w:pPr>
       <w:r>
+        <w:t xml:space="preserve">Yang F, Xiao X, Cheng W, et al. Structural mechanism underlying</w:t>
+      </w:r>
+      <w:r>
+        <w:t xml:space="preserve"> </w:t>
+      </w:r>
+      <w:r>
+        <w:t xml:space="preserve">capsaicin binding and activation of the TRPV1 ion channel.</w:t>
+      </w:r>
+      <w:r>
+        <w:t xml:space="preserve"> </w:t>
+      </w:r>
+      <w:r>
         <w:rPr>
           <w:i/>
           <w:iCs/>
         </w:rPr>
-        <w:t xml:space="preserve">[Структурні/мутагенетичні дослідження, що встановлюють Tyr511, Ser512,</w:t>
+        <w:t xml:space="preserve">Nat Chem</w:t>
       </w:r>
       <w:r>
         <w:rPr>
@@ -6331,35 +7633,13 @@
           <w:i/>
           <w:iCs/>
         </w:rPr>
-        <w:t xml:space="preserve">Thr550, Glu570 як залишки, що вистилають ванілоїдну кишеню, —</w:t>
-      </w:r>
-      <w:r>
-        <w:rPr>
-          <w:i/>
-          <w:iCs/>
-        </w:rPr>
-        <w:t xml:space="preserve"> </w:t>
-      </w:r>
-      <w:r>
-        <w:rPr>
-          <w:i/>
-          <w:iCs/>
-        </w:rPr>
-        <w:t xml:space="preserve">перевірити та процитувати первинні крио-ЕМ/мутагенетичні джерела,</w:t>
-      </w:r>
-      <w:r>
-        <w:rPr>
-          <w:i/>
-          <w:iCs/>
-        </w:rPr>
-        <w:t xml:space="preserve"> </w:t>
-      </w:r>
-      <w:r>
-        <w:rPr>
-          <w:i/>
-          <w:iCs/>
-        </w:rPr>
-        <w:t xml:space="preserve">напр. Cao E, Liao M, Cheng Y, Julius D (2013, Nature), перед поданням.]</w:t>
+        <w:t xml:space="preserve">Biol.</w:t>
+      </w:r>
+      <w:r>
+        <w:t xml:space="preserve"> </w:t>
+      </w:r>
+      <w:r>
+        <w:t xml:space="preserve">2015;11(7):518–524. doi:10.1038/nchembio.1835</w:t>
       </w:r>
     </w:p>
     <w:p>
@@ -6401,17 +7681,7 @@
         <w:t xml:space="preserve"> </w:t>
       </w:r>
       <w:r>
-        <w:t xml:space="preserve">2000;28(1):235–242.</w:t>
-      </w:r>
-      <w:r>
-        <w:t xml:space="preserve"> </w:t>
-      </w:r>
-      <w:r>
-        <w:rPr>
-          <w:i/>
-          <w:iCs/>
-        </w:rPr>
-        <w:t xml:space="preserve">(перевірити перед поданням)</w:t>
+        <w:t xml:space="preserve">2000;28(1):235–242. doi:10.1093/nar/28.1.235</w:t>
       </w:r>
     </w:p>
     <w:p>
@@ -6423,7 +7693,19 @@
         </w:numPr>
       </w:pPr>
       <w:r>
-        <w:t xml:space="preserve">UniProt Consortium. UniProt: the Universal Protein Knowledgebase.</w:t>
+        <w:t xml:space="preserve">UniProt Consortium. UniProt: the Universal Protein Knowledgebase in</w:t>
+      </w:r>
+    </w:p>
+    <w:p>
+      <w:pPr>
+        <w:pStyle w:val="Compact"/>
+        <w:numPr>
+          <w:ilvl w:val="0"/>
+          <w:numId w:val="1000"/>
+        </w:numPr>
+      </w:pPr>
+      <w:r>
+        <w:t xml:space="preserve">2025.</w:t>
       </w:r>
       <w:r>
         <w:t xml:space="preserve"> </w:t>
@@ -6439,13 +7721,13 @@
         <w:t xml:space="preserve"> </w:t>
       </w:r>
       <w:r>
-        <w:t xml:space="preserve">(поточний випуск; перевірити рік/том перед</w:t>
-      </w:r>
-      <w:r>
-        <w:t xml:space="preserve"> </w:t>
-      </w:r>
-      <w:r>
-        <w:t xml:space="preserve">поданням).</w:t>
+        <w:t xml:space="preserve">2025;53(D1):D609–D617.</w:t>
+      </w:r>
+      <w:r>
+        <w:t xml:space="preserve"> </w:t>
+      </w:r>
+      <w:r>
+        <w:t xml:space="preserve">doi:10.1093/nar/gkae1010</w:t>
       </w:r>
     </w:p>
     <w:p>
@@ -6457,19 +7739,13 @@
         </w:numPr>
       </w:pPr>
       <w:r>
-        <w:t xml:space="preserve">Ravindranath PA, et al. Meeko: preparation of small molecules and</w:t>
-      </w:r>
-      <w:r>
-        <w:t xml:space="preserve"> </w:t>
-      </w:r>
-      <w:r>
-        <w:t xml:space="preserve">macromolecules for AutoDock/AutoDock Vina docking. Програмне</w:t>
-      </w:r>
-      <w:r>
-        <w:t xml:space="preserve"> </w:t>
-      </w:r>
-      <w:r>
-        <w:t xml:space="preserve">забезпечення. https://github.com/forlilab/Meeko</w:t>
+        <w:t xml:space="preserve">Santos-Martins D, He Y, Eberhardt J, et al. Meeko: molecule</w:t>
+      </w:r>
+      <w:r>
+        <w:t xml:space="preserve"> </w:t>
+      </w:r>
+      <w:r>
+        <w:t xml:space="preserve">parametrization and software interoperability for docking and beyond.</w:t>
       </w:r>
       <w:r>
         <w:t xml:space="preserve"> </w:t>
@@ -6479,35 +7755,19 @@
           <w:i/>
           <w:iCs/>
         </w:rPr>
-        <w:t xml:space="preserve">(цитувати як</w:t>
-      </w:r>
-      <w:r>
-        <w:rPr>
-          <w:i/>
-          <w:iCs/>
-        </w:rPr>
-        <w:t xml:space="preserve"> </w:t>
-      </w:r>
-      <w:r>
-        <w:rPr>
-          <w:i/>
-          <w:iCs/>
-        </w:rPr>
-        <w:t xml:space="preserve">програмне забезпечення; перевірити переважний формат цитування в</w:t>
-      </w:r>
-      <w:r>
-        <w:rPr>
-          <w:i/>
-          <w:iCs/>
-        </w:rPr>
-        <w:t xml:space="preserve"> </w:t>
-      </w:r>
-      <w:r>
-        <w:rPr>
-          <w:i/>
-          <w:iCs/>
-        </w:rPr>
-        <w:t xml:space="preserve">репозиторії перед поданням)</w:t>
+        <w:t xml:space="preserve">J Chem Inf Model.</w:t>
+      </w:r>
+      <w:r>
+        <w:t xml:space="preserve"> </w:t>
+      </w:r>
+      <w:r>
+        <w:t xml:space="preserve">2025;65(24):13045–13050.</w:t>
+      </w:r>
+      <w:r>
+        <w:t xml:space="preserve"> </w:t>
+      </w:r>
+      <w:r>
+        <w:t xml:space="preserve">doi:10.1021/acs.jcim.5c02271</w:t>
       </w:r>
     </w:p>
     <w:p>
@@ -6565,39 +7825,35 @@
         </w:numPr>
       </w:pPr>
       <w:r>
+        <w:t xml:space="preserve">Zhang F, Hanson SM, Jara-Oseguera A, et al. Engineering</w:t>
+      </w:r>
+      <w:r>
+        <w:t xml:space="preserve"> </w:t>
+      </w:r>
+      <w:r>
+        <w:t xml:space="preserve">vanilloid-sensitivity into the rat TRPV2 channel.</w:t>
+      </w:r>
+      <w:r>
+        <w:t xml:space="preserve"> </w:t>
+      </w:r>
+      <w:r>
         <w:rPr>
           <w:i/>
           <w:iCs/>
         </w:rPr>
-        <w:t xml:space="preserve">[Структурне порівняння регіону ванілоїдної кишені TRPV1–4 та залишків,</w:t>
-      </w:r>
-      <w:r>
-        <w:rPr>
-          <w:i/>
-          <w:iCs/>
-        </w:rPr>
-        <w:t xml:space="preserve"> </w:t>
-      </w:r>
-      <w:r>
-        <w:rPr>
-          <w:i/>
-          <w:iCs/>
-        </w:rPr>
-        <w:t xml:space="preserve">що визначають селективність TRPV4, — перевірити та процитувати</w:t>
-      </w:r>
-      <w:r>
-        <w:rPr>
-          <w:i/>
-          <w:iCs/>
-        </w:rPr>
-        <w:t xml:space="preserve"> </w:t>
-      </w:r>
-      <w:r>
-        <w:rPr>
-          <w:i/>
-          <w:iCs/>
-        </w:rPr>
-        <w:t xml:space="preserve">першоджерело перед поданням.]</w:t>
+        <w:t xml:space="preserve">eLife.</w:t>
+      </w:r>
+      <w:r>
+        <w:t xml:space="preserve"> </w:t>
+      </w:r>
+      <w:r>
+        <w:t xml:space="preserve">2016;5:e16409.</w:t>
+      </w:r>
+      <w:r>
+        <w:t xml:space="preserve"> </w:t>
+      </w:r>
+      <w:r>
+        <w:t xml:space="preserve">doi:10.7554/eLife.16409</w:t>
       </w:r>
     </w:p>
     <w:p>
@@ -6609,19 +7865,19 @@
         </w:numPr>
       </w:pPr>
       <w:r>
-        <w:t xml:space="preserve">Goldsmith P, et al. Clinical pharmacokinetics, safety, and tolerability</w:t>
-      </w:r>
-      <w:r>
-        <w:t xml:space="preserve"> </w:t>
-      </w:r>
-      <w:r>
-        <w:t xml:space="preserve">of a novel, first-in-class TRPV4 ion channel inhibitor, GSK2798745, in</w:t>
-      </w:r>
-      <w:r>
-        <w:t xml:space="preserve"> </w:t>
-      </w:r>
-      <w:r>
-        <w:t xml:space="preserve">healthy and heart failure subjects.</w:t>
+        <w:t xml:space="preserve">Goyal N, Skrdla P, Schroyer R, et al. Clinical pharmacokinetics,</w:t>
+      </w:r>
+      <w:r>
+        <w:t xml:space="preserve"> </w:t>
+      </w:r>
+      <w:r>
+        <w:t xml:space="preserve">safety, and tolerability of a novel, first-in-class TRPV4 ion channel</w:t>
+      </w:r>
+      <w:r>
+        <w:t xml:space="preserve"> </w:t>
+      </w:r>
+      <w:r>
+        <w:t xml:space="preserve">inhibitor, GSK2798745, in healthy and heart failure subjects.</w:t>
       </w:r>
       <w:r>
         <w:t xml:space="preserve"> </w:t>
@@ -6631,43 +7887,27 @@
           <w:i/>
           <w:iCs/>
         </w:rPr>
-        <w:t xml:space="preserve">Clin Pharmacokinet.</w:t>
-      </w:r>
-      <w:r>
-        <w:t xml:space="preserve"> </w:t>
-      </w:r>
-      <w:r>
-        <w:t xml:space="preserve">2019.</w:t>
-      </w:r>
-      <w:r>
-        <w:t xml:space="preserve"> </w:t>
-      </w:r>
-      <w:r>
-        <w:t xml:space="preserve">PMID: 30637626.</w:t>
-      </w:r>
-      <w:r>
-        <w:t xml:space="preserve"> </w:t>
+        <w:t xml:space="preserve">Am J</w:t>
       </w:r>
       <w:r>
         <w:rPr>
           <w:i/>
           <w:iCs/>
         </w:rPr>
-        <w:t xml:space="preserve">(перевірити повний список авторів, том і сторінки</w:t>
+        <w:t xml:space="preserve"> </w:t>
       </w:r>
       <w:r>
         <w:rPr>
           <w:i/>
           <w:iCs/>
         </w:rPr>
-        <w:t xml:space="preserve"> </w:t>
-      </w:r>
-      <w:r>
-        <w:rPr>
-          <w:i/>
-          <w:iCs/>
-        </w:rPr>
-        <w:t xml:space="preserve">перед поданням)</w:t>
+        <w:t xml:space="preserve">Cardiovasc Drugs.</w:t>
+      </w:r>
+      <w:r>
+        <w:t xml:space="preserve"> </w:t>
+      </w:r>
+      <w:r>
+        <w:t xml:space="preserve">2019;19(3):335–342. doi:10.1007/s40256-018-00320-6</w:t>
       </w:r>
     </w:p>
     <w:p>
@@ -6679,39 +7919,57 @@
         </w:numPr>
       </w:pPr>
       <w:r>
+        <w:t xml:space="preserve">Bianco SD, Peng JB, Takanaga H, et al. Marked disturbance of calcium</w:t>
+      </w:r>
+      <w:r>
+        <w:t xml:space="preserve"> </w:t>
+      </w:r>
+      <w:r>
+        <w:t xml:space="preserve">homeostasis in mice with targeted disruption of the</w:t>
+      </w:r>
+      <w:r>
+        <w:t xml:space="preserve"> </w:t>
+      </w:r>
+      <w:r>
         <w:rPr>
           <w:i/>
           <w:iCs/>
         </w:rPr>
-        <w:t xml:space="preserve">[Фенотип нокауту TRPV6 — перевірити та процитувати первинне</w:t>
+        <w:t xml:space="preserve">Trpv6</w:t>
+      </w:r>
+      <w:r>
+        <w:t xml:space="preserve"> </w:t>
+      </w:r>
+      <w:r>
+        <w:t xml:space="preserve">calcium</w:t>
+      </w:r>
+      <w:r>
+        <w:t xml:space="preserve"> </w:t>
+      </w:r>
+      <w:r>
+        <w:t xml:space="preserve">channel gene.</w:t>
+      </w:r>
+      <w:r>
+        <w:t xml:space="preserve"> </w:t>
       </w:r>
       <w:r>
         <w:rPr>
           <w:i/>
           <w:iCs/>
         </w:rPr>
-        <w:t xml:space="preserve"> </w:t>
-      </w:r>
-      <w:r>
-        <w:rPr>
-          <w:i/>
-          <w:iCs/>
-        </w:rPr>
-        <w:t xml:space="preserve">дослідження нокаутних мишей, напр. Bianco SD et al. J Bone Miner Res</w:t>
-      </w:r>
-      <w:r>
-        <w:rPr>
-          <w:i/>
-          <w:iCs/>
-        </w:rPr>
-        <w:t xml:space="preserve"> </w:t>
-      </w:r>
-      <w:r>
-        <w:rPr>
-          <w:i/>
-          <w:iCs/>
-        </w:rPr>
-        <w:t xml:space="preserve">2007, перед поданням.]</w:t>
+        <w:t xml:space="preserve">J Bone Miner Res.</w:t>
+      </w:r>
+      <w:r>
+        <w:t xml:space="preserve"> </w:t>
+      </w:r>
+      <w:r>
+        <w:t xml:space="preserve">2007;22(2):274–285.</w:t>
+      </w:r>
+      <w:r>
+        <w:t xml:space="preserve"> </w:t>
+      </w:r>
+      <w:r>
+        <w:t xml:space="preserve">doi:10.1359/jbmr.061110</w:t>
       </w:r>
     </w:p>
     <w:p>
@@ -6757,25 +8015,35 @@
         </w:numPr>
       </w:pPr>
       <w:r>
+        <w:t xml:space="preserve">Iwata Y, Wakabayashi S, Ito S, Kitakaze M. Production of</w:t>
+      </w:r>
+      <w:r>
+        <w:t xml:space="preserve"> </w:t>
+      </w:r>
+      <w:r>
+        <w:t xml:space="preserve">TRPV2-targeting functional antibody ameliorating dilated</w:t>
+      </w:r>
+      <w:r>
+        <w:t xml:space="preserve"> </w:t>
+      </w:r>
+      <w:r>
+        <w:t xml:space="preserve">cardiomyopathy and muscular dystrophy in animal models.</w:t>
+      </w:r>
+      <w:r>
+        <w:t xml:space="preserve"> </w:t>
+      </w:r>
+      <w:r>
         <w:rPr>
           <w:i/>
           <w:iCs/>
         </w:rPr>
-        <w:t xml:space="preserve">[Дані про безпеку нейтралізуючих антитіл до TRPV2 — перевірити та</w:t>
-      </w:r>
-      <w:r>
-        <w:rPr>
-          <w:i/>
-          <w:iCs/>
-        </w:rPr>
-        <w:t xml:space="preserve"> </w:t>
-      </w:r>
-      <w:r>
-        <w:rPr>
-          <w:i/>
-          <w:iCs/>
-        </w:rPr>
-        <w:t xml:space="preserve">процитувати першоджерело перед поданням.]</w:t>
+        <w:t xml:space="preserve">Lab Invest.</w:t>
+      </w:r>
+      <w:r>
+        <w:t xml:space="preserve"> </w:t>
+      </w:r>
+      <w:r>
+        <w:t xml:space="preserve">2020;100(2):324–337. doi:10.1038/s41374-019-0363-1</w:t>
       </w:r>
     </w:p>
     <w:p>
@@ -6827,13 +8095,19 @@
         </w:numPr>
       </w:pPr>
       <w:r>
-        <w:t xml:space="preserve">[Автори]. Clinical proof-of-concept results with a novel TRPA1</w:t>
-      </w:r>
-      <w:r>
-        <w:t xml:space="preserve"> </w:t>
-      </w:r>
-      <w:r>
-        <w:t xml:space="preserve">antagonist (LY3526318) in 3 chronic pain states.</w:t>
+        <w:t xml:space="preserve">Mellado Lagarde MM, Wilbraham D, Fonseca Martins R, et al. Clinical</w:t>
+      </w:r>
+      <w:r>
+        <w:t xml:space="preserve"> </w:t>
+      </w:r>
+      <w:r>
+        <w:t xml:space="preserve">proof-of-concept results with a novel TRPA1 antagonist (LY3526318) in</w:t>
+      </w:r>
+      <w:r>
+        <w:t xml:space="preserve"> </w:t>
+      </w:r>
+      <w:r>
+        <w:t xml:space="preserve">3 chronic pain states.</w:t>
       </w:r>
       <w:r>
         <w:t xml:space="preserve"> </w:t>
@@ -6849,17 +8123,13 @@
         <w:t xml:space="preserve"> </w:t>
       </w:r>
       <w:r>
-        <w:t xml:space="preserve">2025;166(7):1497–1518. doi:10.1097/j.pain.0000000000003487</w:t>
-      </w:r>
-      <w:r>
-        <w:t xml:space="preserve"> </w:t>
-      </w:r>
-      <w:r>
-        <w:rPr>
-          <w:i/>
-          <w:iCs/>
-        </w:rPr>
-        <w:t xml:space="preserve">(перевірити повний список авторів перед поданням)</w:t>
+        <w:t xml:space="preserve">2025;166(7):1497–1518.</w:t>
+      </w:r>
+      <w:r>
+        <w:t xml:space="preserve"> </w:t>
+      </w:r>
+      <w:r>
+        <w:t xml:space="preserve">doi:10.1097/j.pain.0000000000003487</w:t>
       </w:r>
     </w:p>
     <w:p>
@@ -6871,75 +8141,35 @@
         </w:numPr>
       </w:pPr>
       <w:r>
+        <w:t xml:space="preserve">Bos JD, Meinardi MMHM. The 500 Dalton rule for the skin penetration of</w:t>
+      </w:r>
+      <w:r>
+        <w:t xml:space="preserve"> </w:t>
+      </w:r>
+      <w:r>
+        <w:t xml:space="preserve">chemical compounds and drugs.</w:t>
+      </w:r>
+      <w:r>
+        <w:t xml:space="preserve"> </w:t>
+      </w:r>
+      <w:r>
         <w:rPr>
           <w:i/>
           <w:iCs/>
         </w:rPr>
-        <w:t xml:space="preserve">[Обґрунтування вікна проникності шкіри за MW/logP — перевірити та</w:t>
-      </w:r>
-      <w:r>
-        <w:rPr>
-          <w:i/>
-          <w:iCs/>
-        </w:rPr>
-        <w:t xml:space="preserve"> </w:t>
-      </w:r>
-      <w:r>
-        <w:rPr>
-          <w:i/>
-          <w:iCs/>
-        </w:rPr>
-        <w:t xml:space="preserve">процитувати джерела Bos &amp; Meinardi 2000 (Skin Pharmacol Appl Skin</w:t>
-      </w:r>
-      <w:r>
-        <w:rPr>
-          <w:i/>
-          <w:iCs/>
-        </w:rPr>
-        <w:t xml:space="preserve"> </w:t>
-      </w:r>
-      <w:r>
-        <w:rPr>
-          <w:i/>
-          <w:iCs/>
-        </w:rPr>
-        <w:t xml:space="preserve">Physiol) та/або кореляції проникності Potts &amp; Guy перед поданням,</w:t>
-      </w:r>
-      <w:r>
-        <w:rPr>
-          <w:i/>
-          <w:iCs/>
-        </w:rPr>
-        <w:t xml:space="preserve"> </w:t>
-      </w:r>
-      <w:r>
-        <w:rPr>
-          <w:i/>
-          <w:iCs/>
-        </w:rPr>
-        <w:t xml:space="preserve">узгоджено з</w:t>
-      </w:r>
-      <w:r>
-        <w:rPr>
-          <w:i/>
-          <w:iCs/>
-        </w:rPr>
-        <w:t xml:space="preserve"> </w:t>
-      </w:r>
-      <w:r>
-        <w:rPr>
-          <w:rStyle w:val="VerbatimChar"/>
-          <w:i/>
-          <w:iCs/>
-        </w:rPr>
-        <w:t xml:space="preserve">docking/ZINC_TRIAGE.md</w:t>
-      </w:r>
-      <w:r>
-        <w:rPr>
-          <w:i/>
-          <w:iCs/>
-        </w:rPr>
-        <w:t xml:space="preserve">.]</w:t>
+        <w:t xml:space="preserve">Exp Dermatol.</w:t>
+      </w:r>
+      <w:r>
+        <w:t xml:space="preserve"> </w:t>
+      </w:r>
+      <w:r>
+        <w:t xml:space="preserve">2000;9(3):165–169.</w:t>
+      </w:r>
+      <w:r>
+        <w:t xml:space="preserve"> </w:t>
+      </w:r>
+      <w:r>
+        <w:t xml:space="preserve">doi:10.1034/j.1600-0625.2000.009003165.x</w:t>
       </w:r>
     </w:p>
     <w:p>
@@ -7027,7 +8257,7 @@
         <w:t xml:space="preserve"> </w:t>
       </w:r>
       <w:r>
-        <w:t xml:space="preserve">2018.</w:t>
+        <w:t xml:space="preserve">2018;28(10):1736–1741.</w:t>
       </w:r>
       <w:r>
         <w:t xml:space="preserve"> </w:t>
@@ -7043,7 +8273,7 @@
           <w:i/>
           <w:iCs/>
         </w:rPr>
-        <w:t xml:space="preserve">(це первинна публікація для PDB 6FX0,</w:t>
+        <w:t xml:space="preserve">(первинна публікація для PDB 6FX0,</w:t>
       </w:r>
       <w:r>
         <w:rPr>
@@ -7057,21 +8287,7 @@
           <w:i/>
           <w:iCs/>
         </w:rPr>
-        <w:t xml:space="preserve">використаної безпосередньо в цій роботі; перевірити том/сторінки перед</w:t>
-      </w:r>
-      <w:r>
-        <w:rPr>
-          <w:i/>
-          <w:iCs/>
-        </w:rPr>
-        <w:t xml:space="preserve"> </w:t>
-      </w:r>
-      <w:r>
-        <w:rPr>
-          <w:i/>
-          <w:iCs/>
-        </w:rPr>
-        <w:t xml:space="preserve">поданням)</w:t>
+        <w:t xml:space="preserve">використаної безпосередньо в цій роботі)</w:t>
       </w:r>
     </w:p>
     <w:p>
@@ -7111,7 +8327,7 @@
         <w:t xml:space="preserve"> </w:t>
       </w:r>
       <w:r>
-        <w:t xml:space="preserve">49):18–25. PMID: 9035701</w:t>
+        <w:t xml:space="preserve">49):18–25. doi:10.1111/j.1365-2133.1996.tb15662.x</w:t>
       </w:r>
     </w:p>
     <w:p>
@@ -7123,13 +8339,13 @@
         </w:numPr>
       </w:pPr>
       <w:r>
-        <w:t xml:space="preserve">Esser CK, Bugianesi RL, Caldwell CG, et al. Inhibition of stromelysin-1</w:t>
-      </w:r>
-      <w:r>
-        <w:t xml:space="preserve"> </w:t>
-      </w:r>
-      <w:r>
-        <w:t xml:space="preserve">(MMP-3) by P1’-biphenylylethyl carboxyalkyl dipeptides.</w:t>
+        <w:t xml:space="preserve">Esser CK, Bugianesi RL, Caldwell CG, et al. Inhibition of</w:t>
+      </w:r>
+      <w:r>
+        <w:t xml:space="preserve"> </w:t>
+      </w:r>
+      <w:r>
+        <w:t xml:space="preserve">stromelysin-1 (MMP-3) by P1′-biphenylylethyl carboxyalkyl dipeptides.</w:t>
       </w:r>
       <w:r>
         <w:t xml:space="preserve"> </w:t>
@@ -7141,17 +8357,11 @@
         </w:rPr>
         <w:t xml:space="preserve">J Med Chem.</w:t>
       </w:r>
-    </w:p>
-    <w:p>
-      <w:pPr>
-        <w:pStyle w:val="Compact"/>
-        <w:numPr>
-          <w:ilvl w:val="0"/>
-          <w:numId w:val="1000"/>
-        </w:numPr>
-      </w:pPr>
-      <w:r>
-        <w:t xml:space="preserve">1997. doi:10.1021/jm960465t</w:t>
+      <w:r>
+        <w:t xml:space="preserve"> </w:t>
+      </w:r>
+      <w:r>
+        <w:t xml:space="preserve">1997;40(6):1026–1040. doi:10.1021/jm960465t</w:t>
       </w:r>
       <w:r>
         <w:t xml:space="preserve"> </w:t>
@@ -7161,7 +8371,7 @@
           <w:i/>
           <w:iCs/>
         </w:rPr>
-        <w:t xml:space="preserve">(первинна публікація для PDB 1HFS,</w:t>
+        <w:t xml:space="preserve">(первинна</w:t>
       </w:r>
       <w:r>
         <w:rPr>
@@ -7175,21 +8385,7 @@
           <w:i/>
           <w:iCs/>
         </w:rPr>
-        <w:t xml:space="preserve">використаної безпосередньо в цій роботі; перевірити том/сторінки перед</w:t>
-      </w:r>
-      <w:r>
-        <w:rPr>
-          <w:i/>
-          <w:iCs/>
-        </w:rPr>
-        <w:t xml:space="preserve"> </w:t>
-      </w:r>
-      <w:r>
-        <w:rPr>
-          <w:i/>
-          <w:iCs/>
-        </w:rPr>
-        <w:t xml:space="preserve">поданням)</w:t>
+        <w:t xml:space="preserve">публікація для PDB 1HFS, використаної безпосередньо в цій роботі)</w:t>
       </w:r>
     </w:p>
     <w:p>
@@ -7267,7 +8463,7 @@
           <w:i/>
           <w:iCs/>
         </w:rPr>
-        <w:t xml:space="preserve">статус публікації перед поданням)</w:t>
+        <w:t xml:space="preserve">статус рецензованої публікації перед поданням)</w:t>
       </w:r>
     </w:p>
     <w:p>
@@ -7351,21 +8547,7 @@
           <w:i/>
           <w:iCs/>
         </w:rPr>
-        <w:t xml:space="preserve">через REST API ChEMBL, мішені CHEMBL2003 і CHEMBL283; перевірити</w:t>
-      </w:r>
-      <w:r>
-        <w:rPr>
-          <w:i/>
-          <w:iCs/>
-        </w:rPr>
-        <w:t xml:space="preserve"> </w:t>
-      </w:r>
-      <w:r>
-        <w:rPr>
-          <w:i/>
-          <w:iCs/>
-        </w:rPr>
-        <w:t xml:space="preserve">переважне цитування поточного релізу перед поданням)</w:t>
+        <w:t xml:space="preserve">через REST API ChEMBL, мішені CHEMBL2003 і CHEMBL283)</w:t>
       </w:r>
     </w:p>
     <w:p>
@@ -7452,8 +8634,372 @@
         <w:t xml:space="preserve">дискримінації MMP3, п. 2.5/3.4)</w:t>
       </w:r>
     </w:p>
-    <w:bookmarkEnd w:id="28"/>
-    <w:bookmarkEnd w:id="29"/>
+    <w:p>
+      <w:pPr>
+        <w:pStyle w:val="Compact"/>
+        <w:numPr>
+          <w:ilvl w:val="0"/>
+          <w:numId w:val="1001"/>
+        </w:numPr>
+      </w:pPr>
+      <w:r>
+        <w:t xml:space="preserve">Cao E, Liao M, Cheng Y, Julius D. TRPV1 structures in distinct</w:t>
+      </w:r>
+      <w:r>
+        <w:t xml:space="preserve"> </w:t>
+      </w:r>
+      <w:r>
+        <w:t xml:space="preserve">conformations reveal activation mechanisms.</w:t>
+      </w:r>
+      <w:r>
+        <w:t xml:space="preserve"> </w:t>
+      </w:r>
+      <w:r>
+        <w:rPr>
+          <w:i/>
+          <w:iCs/>
+        </w:rPr>
+        <w:t xml:space="preserve">Nature.</w:t>
+      </w:r>
+      <w:r>
+        <w:t xml:space="preserve"> </w:t>
+      </w:r>
+      <w:r>
+        <w:t xml:space="preserve">2013;504(7478):113–118. doi:10.1038/nature12823</w:t>
+      </w:r>
+    </w:p>
+    <w:p>
+      <w:pPr>
+        <w:pStyle w:val="Compact"/>
+        <w:numPr>
+          <w:ilvl w:val="0"/>
+          <w:numId w:val="1001"/>
+        </w:numPr>
+      </w:pPr>
+      <w:r>
+        <w:t xml:space="preserve">Eberhardt J, Santos-Martins D, Tillack AF, Forli S. AutoDock Vina</w:t>
+      </w:r>
+      <w:r>
+        <w:t xml:space="preserve"> </w:t>
+      </w:r>
+      <w:r>
+        <w:t xml:space="preserve">1.2.0: new docking methods, expanded force field, and Python bindings.</w:t>
+      </w:r>
+      <w:r>
+        <w:t xml:space="preserve"> </w:t>
+      </w:r>
+      <w:r>
+        <w:rPr>
+          <w:i/>
+          <w:iCs/>
+        </w:rPr>
+        <w:t xml:space="preserve">J Chem Inf Model.</w:t>
+      </w:r>
+      <w:r>
+        <w:t xml:space="preserve"> </w:t>
+      </w:r>
+      <w:r>
+        <w:t xml:space="preserve">2021;61(8):3891–3898. doi:10.1021/acs.jcim.1c00203</w:t>
+      </w:r>
+    </w:p>
+    <w:p>
+      <w:pPr>
+        <w:pStyle w:val="Compact"/>
+        <w:numPr>
+          <w:ilvl w:val="0"/>
+          <w:numId w:val="1001"/>
+        </w:numPr>
+      </w:pPr>
+      <w:r>
+        <w:t xml:space="preserve">Potts RO, Guy RH. Predicting skin permeability.</w:t>
+      </w:r>
+      <w:r>
+        <w:t xml:space="preserve"> </w:t>
+      </w:r>
+      <w:r>
+        <w:rPr>
+          <w:i/>
+          <w:iCs/>
+        </w:rPr>
+        <w:t xml:space="preserve">Pharm Res.</w:t>
+      </w:r>
+      <w:r>
+        <w:t xml:space="preserve"> </w:t>
+      </w:r>
+      <w:r>
+        <w:t xml:space="preserve">1992;9(5):663–669. doi:10.1023/A:1015810312465</w:t>
+      </w:r>
+    </w:p>
+    <w:p>
+      <w:pPr>
+        <w:pStyle w:val="Compact"/>
+        <w:numPr>
+          <w:ilvl w:val="0"/>
+          <w:numId w:val="1001"/>
+        </w:numPr>
+      </w:pPr>
+      <w:r>
+        <w:t xml:space="preserve">Hoenderop JG, van Leeuwen JP, van der Eerden BC, et al. Renal Ca²⁺</w:t>
+      </w:r>
+      <w:r>
+        <w:t xml:space="preserve"> </w:t>
+      </w:r>
+      <w:r>
+        <w:t xml:space="preserve">wasting, hyperabsorption, and reduced bone thickness in mice lacking</w:t>
+      </w:r>
+      <w:r>
+        <w:t xml:space="preserve"> </w:t>
+      </w:r>
+      <w:r>
+        <w:t xml:space="preserve">TRPV5.</w:t>
+      </w:r>
+      <w:r>
+        <w:t xml:space="preserve"> </w:t>
+      </w:r>
+      <w:r>
+        <w:rPr>
+          <w:i/>
+          <w:iCs/>
+        </w:rPr>
+        <w:t xml:space="preserve">J Clin Invest.</w:t>
+      </w:r>
+      <w:r>
+        <w:t xml:space="preserve"> </w:t>
+      </w:r>
+      <w:r>
+        <w:t xml:space="preserve">2003;112(12):1906–1914. doi:10.1172/JCI19826</w:t>
+      </w:r>
+    </w:p>
+    <w:p>
+      <w:pPr>
+        <w:pStyle w:val="Compact"/>
+        <w:numPr>
+          <w:ilvl w:val="0"/>
+          <w:numId w:val="1001"/>
+        </w:numPr>
+      </w:pPr>
+      <w:r>
+        <w:t xml:space="preserve">Willette RN, Bao W, Nerurkar S, et al. Systemic activation of the</w:t>
+      </w:r>
+      <w:r>
+        <w:t xml:space="preserve"> </w:t>
+      </w:r>
+      <w:r>
+        <w:t xml:space="preserve">transient receptor potential vanilloid subtype 4 channel causes</w:t>
+      </w:r>
+      <w:r>
+        <w:t xml:space="preserve"> </w:t>
+      </w:r>
+      <w:r>
+        <w:t xml:space="preserve">endothelial failure and circulatory collapse.</w:t>
+      </w:r>
+      <w:r>
+        <w:t xml:space="preserve"> </w:t>
+      </w:r>
+      <w:r>
+        <w:rPr>
+          <w:i/>
+          <w:iCs/>
+        </w:rPr>
+        <w:t xml:space="preserve">J Pharmacol Exp Ther.</w:t>
+      </w:r>
+      <w:r>
+        <w:t xml:space="preserve"> </w:t>
+      </w:r>
+      <w:r>
+        <w:t xml:space="preserve">2008;326(2):443–452. doi:10.1124/jpet.107.134551</w:t>
+      </w:r>
+    </w:p>
+    <w:p>
+      <w:pPr>
+        <w:pStyle w:val="Compact"/>
+        <w:numPr>
+          <w:ilvl w:val="0"/>
+          <w:numId w:val="1001"/>
+        </w:numPr>
+      </w:pPr>
+      <w:r>
+        <w:t xml:space="preserve">Gavva NR, Treanor JJS, Garami A, et al. Pharmacological blockade of</w:t>
+      </w:r>
+      <w:r>
+        <w:t xml:space="preserve"> </w:t>
+      </w:r>
+      <w:r>
+        <w:t xml:space="preserve">the vanilloid receptor TRPV1 elicits marked hyperthermia in humans.</w:t>
+      </w:r>
+      <w:r>
+        <w:t xml:space="preserve"> </w:t>
+      </w:r>
+      <w:r>
+        <w:rPr>
+          <w:i/>
+          <w:iCs/>
+        </w:rPr>
+        <w:t xml:space="preserve">Pain.</w:t>
+      </w:r>
+      <w:r>
+        <w:t xml:space="preserve"> </w:t>
+      </w:r>
+      <w:r>
+        <w:t xml:space="preserve">2008;136(1-2):202–210. doi:10.1016/j.pain.2008.01.024</w:t>
+      </w:r>
+    </w:p>
+    <w:p>
+      <w:pPr>
+        <w:pStyle w:val="Compact"/>
+        <w:numPr>
+          <w:ilvl w:val="0"/>
+          <w:numId w:val="1001"/>
+        </w:numPr>
+      </w:pPr>
+      <w:r>
+        <w:t xml:space="preserve">Lazo JS, Boland CJ, Schwartz PE. Bleomycin hydrolase activity and</w:t>
+      </w:r>
+      <w:r>
+        <w:t xml:space="preserve"> </w:t>
+      </w:r>
+      <w:r>
+        <w:t xml:space="preserve">cytotoxicity in human tumors.</w:t>
+      </w:r>
+      <w:r>
+        <w:t xml:space="preserve"> </w:t>
+      </w:r>
+      <w:r>
+        <w:rPr>
+          <w:i/>
+          <w:iCs/>
+        </w:rPr>
+        <w:t xml:space="preserve">Cancer Res.</w:t>
+      </w:r>
+      <w:r>
+        <w:t xml:space="preserve"> </w:t>
+      </w:r>
+      <w:r>
+        <w:t xml:space="preserve">1982;42(10):4026–4031.</w:t>
+      </w:r>
+      <w:r>
+        <w:t xml:space="preserve"> </w:t>
+      </w:r>
+      <w:r>
+        <w:t xml:space="preserve">PMID: 6179595</w:t>
+      </w:r>
+    </w:p>
+    <w:p>
+      <w:pPr>
+        <w:pStyle w:val="Compact"/>
+        <w:numPr>
+          <w:ilvl w:val="0"/>
+          <w:numId w:val="1001"/>
+        </w:numPr>
+      </w:pPr>
+      <w:r>
+        <w:t xml:space="preserve">Ching D, Wood BA, Tiwari S, Chan J, Harvey NT. Histological features</w:t>
+      </w:r>
+      <w:r>
+        <w:t xml:space="preserve"> </w:t>
+      </w:r>
+      <w:r>
+        <w:t xml:space="preserve">of flagellate erythema.</w:t>
+      </w:r>
+      <w:r>
+        <w:t xml:space="preserve"> </w:t>
+      </w:r>
+      <w:r>
+        <w:rPr>
+          <w:i/>
+          <w:iCs/>
+        </w:rPr>
+        <w:t xml:space="preserve">Am J Dermatopathol.</w:t>
+      </w:r>
+      <w:r>
+        <w:t xml:space="preserve"> </w:t>
+      </w:r>
+      <w:r>
+        <w:t xml:space="preserve">2019;41(6):410–421.</w:t>
+      </w:r>
+      <w:r>
+        <w:t xml:space="preserve"> </w:t>
+      </w:r>
+      <w:r>
+        <w:t xml:space="preserve">doi:10.1097/DAD.0000000000001271</w:t>
+      </w:r>
+    </w:p>
+    <w:p>
+      <w:pPr>
+        <w:pStyle w:val="Compact"/>
+        <w:numPr>
+          <w:ilvl w:val="0"/>
+          <w:numId w:val="1001"/>
+        </w:numPr>
+      </w:pPr>
+      <w:r>
+        <w:t xml:space="preserve">Lin Z, Akin H, Rao R, et al. Evolutionary-scale prediction of</w:t>
+      </w:r>
+      <w:r>
+        <w:t xml:space="preserve"> </w:t>
+      </w:r>
+      <w:r>
+        <w:t xml:space="preserve">atomic-level protein structure with a language model.</w:t>
+      </w:r>
+      <w:r>
+        <w:t xml:space="preserve"> </w:t>
+      </w:r>
+      <w:r>
+        <w:rPr>
+          <w:i/>
+          <w:iCs/>
+        </w:rPr>
+        <w:t xml:space="preserve">Science.</w:t>
+      </w:r>
+      <w:r>
+        <w:t xml:space="preserve"> </w:t>
+      </w:r>
+      <w:r>
+        <w:t xml:space="preserve">2023;379(6637):1123–1130. doi:10.1126/science.ade2574</w:t>
+      </w:r>
+    </w:p>
+    <w:p>
+      <w:pPr>
+        <w:pStyle w:val="Compact"/>
+        <w:numPr>
+          <w:ilvl w:val="0"/>
+          <w:numId w:val="1001"/>
+        </w:numPr>
+      </w:pPr>
+      <w:r>
+        <w:t xml:space="preserve">Cock PJA, Antao T, Chang JT, et al. Biopython: freely available Python</w:t>
+      </w:r>
+      <w:r>
+        <w:t xml:space="preserve"> </w:t>
+      </w:r>
+      <w:r>
+        <w:t xml:space="preserve">tools for computational molecular biology and bioinformatics.</w:t>
+      </w:r>
+      <w:r>
+        <w:t xml:space="preserve"> </w:t>
+      </w:r>
+      <w:r>
+        <w:rPr>
+          <w:i/>
+          <w:iCs/>
+        </w:rPr>
+        <w:t xml:space="preserve">Bioinformatics.</w:t>
+      </w:r>
+      <w:r>
+        <w:t xml:space="preserve"> </w:t>
+      </w:r>
+      <w:r>
+        <w:t xml:space="preserve">2009;25(11):1422–1423.</w:t>
+      </w:r>
+      <w:r>
+        <w:t xml:space="preserve"> </w:t>
+      </w:r>
+      <w:r>
+        <w:t xml:space="preserve">doi:10.1093/bioinformatics/btp163</w:t>
+      </w:r>
+    </w:p>
+    <w:bookmarkEnd w:id="30"/>
+    <w:bookmarkEnd w:id="31"/>
     <w:sectPr>
       <w:footnotePr>
         <w:numRestart w:val="eachSect"/>

--- a/target_validation/OFFTARGET_SAFETY_ARTICLE_UA.docx
+++ b/target_validation/OFFTARGET_SAFETY_ARTICLE_UA.docx
@@ -6644,53 +6644,25 @@
         <w:pStyle w:val="BodyText"/>
       </w:pPr>
       <w:r>
-        <w:rPr>
-          <w:i/>
-          <w:iCs/>
-        </w:rPr>
-        <w:t xml:space="preserve">[Примітка перед поданням: на момент підготовки рукопису репозиторій</w:t>
-      </w:r>
-      <w:r>
-        <w:rPr>
-          <w:i/>
-          <w:iCs/>
-        </w:rPr>
-        <w:t xml:space="preserve"> </w:t>
-      </w:r>
-      <w:r>
-        <w:rPr>
-          <w:i/>
-          <w:iCs/>
-        </w:rPr>
-        <w:t xml:space="preserve">приватний, тож наведене посилання повертає 404 для сторонніх читачів.</w:t>
-      </w:r>
-      <w:r>
-        <w:rPr>
-          <w:i/>
-          <w:iCs/>
-        </w:rPr>
-        <w:t xml:space="preserve"> </w:t>
-      </w:r>
-      <w:r>
-        <w:rPr>
-          <w:i/>
-          <w:iCs/>
-        </w:rPr>
-        <w:t xml:space="preserve">Перед поданням зробіть репозиторій публічним або замініть це посилання</w:t>
-      </w:r>
-      <w:r>
-        <w:rPr>
-          <w:i/>
-          <w:iCs/>
-        </w:rPr>
-        <w:t xml:space="preserve"> </w:t>
-      </w:r>
-      <w:r>
-        <w:rPr>
-          <w:i/>
-          <w:iCs/>
-        </w:rPr>
-        <w:t xml:space="preserve">на формулювання «доступно від автора для листування за запитом».]</w:t>
+        <w:t xml:space="preserve">Репозиторій відкритий публічно; доступність посилання перевірено</w:t>
+      </w:r>
+      <w:r>
+        <w:t xml:space="preserve"> </w:t>
+      </w:r>
+      <w:r>
+        <w:t xml:space="preserve">8 жовтня 2026 р. Матеріали батьківського проєкту, на які вказують</w:t>
+      </w:r>
+      <w:r>
+        <w:t xml:space="preserve"> </w:t>
+      </w:r>
+      <w:r>
+        <w:t xml:space="preserve">перехресні посилання вище, залишаються закритими і доступні від автора</w:t>
+      </w:r>
+      <w:r>
+        <w:t xml:space="preserve"> </w:t>
+      </w:r>
+      <w:r>
+        <w:t xml:space="preserve">для листування за запитом.</w:t>
       </w:r>
     </w:p>
     <w:p>

--- a/target_validation/OFFTARGET_SAFETY_ARTICLE_UA.docx
+++ b/target_validation/OFFTARGET_SAFETY_ARTICLE_UA.docx
@@ -2,103 +2,7 @@
 <file path=word/document.xml><?xml version="1.0" encoding="utf-8"?>
 <w:document xmlns:w="http://schemas.openxmlformats.org/wordprocessingml/2006/main" xmlns:m="http://schemas.openxmlformats.org/officeDocument/2006/math" xmlns:r="http://schemas.openxmlformats.org/officeDocument/2006/relationships" xmlns:o="urn:schemas-microsoft-com:office:office" xmlns:v="urn:schemas-microsoft-com:vml" xmlns:w10="urn:schemas-microsoft-com:office:word" xmlns:a="http://schemas.openxmlformats.org/drawingml/2006/main" xmlns:pic="http://schemas.openxmlformats.org/drawingml/2006/picture" xmlns:wp="http://schemas.openxmlformats.org/drawingml/2006/wordprocessingDrawing">
   <w:body>
-    <w:p>
-      <w:pPr>
-        <w:pStyle w:val="FirstParagraph"/>
-      </w:pPr>
-      <w:r>
-        <w:rPr>
-          <w:i/>
-          <w:iCs/>
-        </w:rPr>
-        <w:t xml:space="preserve">[Чернетка рукопису — формат наукової статті. Ім’я(ена) автора(ів),</w:t>
-      </w:r>
-      <w:r>
-        <w:rPr>
-          <w:i/>
-          <w:iCs/>
-        </w:rPr>
-        <w:t xml:space="preserve"> </w:t>
-      </w:r>
-      <w:r>
-        <w:rPr>
-          <w:i/>
-          <w:iCs/>
-        </w:rPr>
-        <w:t xml:space="preserve">афіліація(ії), джерела фінансування та заява про конфлікт інтересів</w:t>
-      </w:r>
-      <w:r>
-        <w:rPr>
-          <w:i/>
-          <w:iCs/>
-        </w:rPr>
-        <w:t xml:space="preserve"> </w:t>
-      </w:r>
-      <w:r>
-        <w:rPr>
-          <w:i/>
-          <w:iCs/>
-        </w:rPr>
-        <w:t xml:space="preserve">залишені як плейсхолдери нижче — заповніть перед поданням. Усі позиції</w:t>
-      </w:r>
-      <w:r>
-        <w:rPr>
-          <w:i/>
-          <w:iCs/>
-        </w:rPr>
-        <w:t xml:space="preserve"> </w:t>
-      </w:r>
-      <w:r>
-        <w:rPr>
-          <w:i/>
-          <w:iCs/>
-        </w:rPr>
-        <w:t xml:space="preserve">списку літератури звірено з Crossref/PubMed за назвою, журналом, роком,</w:t>
-      </w:r>
-      <w:r>
-        <w:rPr>
-          <w:i/>
-          <w:iCs/>
-        </w:rPr>
-        <w:t xml:space="preserve"> </w:t>
-      </w:r>
-      <w:r>
-        <w:rPr>
-          <w:i/>
-          <w:iCs/>
-        </w:rPr>
-        <w:t xml:space="preserve">томом, сторінками та списком авторів (станом на 8 жовтня 2026 р.); єдина</w:t>
-      </w:r>
-      <w:r>
-        <w:rPr>
-          <w:i/>
-          <w:iCs/>
-        </w:rPr>
-        <w:t xml:space="preserve"> </w:t>
-      </w:r>
-      <w:r>
-        <w:rPr>
-          <w:i/>
-          <w:iCs/>
-        </w:rPr>
-        <w:t xml:space="preserve">позиція, що потребує повторної перевірки перед поданням, — п. 22</w:t>
-      </w:r>
-      <w:r>
-        <w:rPr>
-          <w:i/>
-          <w:iCs/>
-        </w:rPr>
-        <w:t xml:space="preserve"> </w:t>
-      </w:r>
-      <w:r>
-        <w:rPr>
-          <w:i/>
-          <w:iCs/>
-        </w:rPr>
-        <w:t xml:space="preserve">(препринт bioRxiv, перевірити статус рецензованої публікації).]</w:t>
-      </w:r>
-    </w:p>
-    <w:bookmarkStart w:id="31" w:name="X6777d0066286b94fecbbec5c7618c04143c9ec4"/>
+    <w:bookmarkStart w:id="30" w:name="X6777d0066286b94fecbbec5c7618c04143c9ec4"/>
     <w:p>
       <w:pPr>
         <w:pStyle w:val="Heading1"/>
@@ -116,10 +20,33 @@
           <w:b/>
           <w:bCs/>
         </w:rPr>
-        <w:t xml:space="preserve">[Ім’я автора(ів)]</w:t>
-      </w:r>
-      <w:r>
-        <w:t xml:space="preserve">¹</w:t>
+        <w:t xml:space="preserve">Д. Маслов</w:t>
+      </w:r>
+      <w:r>
+        <w:t xml:space="preserve">,</w:t>
+      </w:r>
+      <w:r>
+        <w:t xml:space="preserve"> </w:t>
+      </w:r>
+      <w:r>
+        <w:rPr>
+          <w:b/>
+          <w:bCs/>
+        </w:rPr>
+        <w:t xml:space="preserve">А. Девіс</w:t>
+      </w:r>
+      <w:r>
+        <w:t xml:space="preserve">,</w:t>
+      </w:r>
+      <w:r>
+        <w:t xml:space="preserve"> </w:t>
+      </w:r>
+      <w:r>
+        <w:rPr>
+          <w:b/>
+          <w:bCs/>
+        </w:rPr>
+        <w:t xml:space="preserve">А. Голуб</w:t>
       </w:r>
     </w:p>
     <w:p>
@@ -127,35 +54,7 @@
         <w:pStyle w:val="BodyText"/>
       </w:pPr>
       <w:r>
-        <w:t xml:space="preserve">¹</w:t>
-      </w:r>
-      <w:r>
-        <w:t xml:space="preserve"> </w:t>
-      </w:r>
-      <w:r>
-        <w:rPr>
-          <w:i/>
-          <w:iCs/>
-        </w:rPr>
-        <w:t xml:space="preserve">[Афіліація, кафедра/відділ, установа, місто, країна]</w:t>
-      </w:r>
-    </w:p>
-    <w:p>
-      <w:pPr>
-        <w:pStyle w:val="BodyText"/>
-      </w:pPr>
-      <w:r>
-        <w:t xml:space="preserve">Автор для листування:</w:t>
-      </w:r>
-      <w:r>
-        <w:t xml:space="preserve"> </w:t>
-      </w:r>
-      <w:r>
-        <w:rPr>
-          <w:i/>
-          <w:iCs/>
-        </w:rPr>
-        <w:t xml:space="preserve">[email]</w:t>
+        <w:t xml:space="preserve">Автор для листування: 99danilmaslov@gmail.com</w:t>
       </w:r>
     </w:p>
     <w:bookmarkStart w:id="9" w:name="анотація"/>
@@ -6398,11 +6297,19 @@
         <w:pStyle w:val="FirstParagraph"/>
       </w:pPr>
       <w:r>
-        <w:rPr>
-          <w:i/>
-          <w:iCs/>
-        </w:rPr>
-        <w:t xml:space="preserve">[заповнити]</w:t>
+        <w:t xml:space="preserve">Д.М. спланував і виконав обчислювальну роботу та підготував рукопис.</w:t>
+      </w:r>
+      <w:r>
+        <w:t xml:space="preserve"> </w:t>
+      </w:r>
+      <w:r>
+        <w:t xml:space="preserve">А.Д. і А.Г. здійснювали наукове керівництво та критичне редагування</w:t>
+      </w:r>
+      <w:r>
+        <w:t xml:space="preserve"> </w:t>
+      </w:r>
+      <w:r>
+        <w:t xml:space="preserve">рукопису. Усі автори схвалили остаточну версію.</w:t>
       </w:r>
     </w:p>
     <w:bookmarkEnd w:id="26"/>
@@ -6644,25 +6551,19 @@
         <w:pStyle w:val="BodyText"/>
       </w:pPr>
       <w:r>
-        <w:t xml:space="preserve">Репозиторій відкритий публічно; доступність посилання перевірено</w:t>
-      </w:r>
-      <w:r>
-        <w:t xml:space="preserve"> </w:t>
-      </w:r>
-      <w:r>
-        <w:t xml:space="preserve">8 жовтня 2026 р. Матеріали батьківського проєкту, на які вказують</w:t>
-      </w:r>
-      <w:r>
-        <w:t xml:space="preserve"> </w:t>
-      </w:r>
-      <w:r>
-        <w:t xml:space="preserve">перехресні посилання вище, залишаються закритими і доступні від автора</w:t>
-      </w:r>
-      <w:r>
-        <w:t xml:space="preserve"> </w:t>
-      </w:r>
-      <w:r>
-        <w:t xml:space="preserve">для листування за запитом.</w:t>
+        <w:t xml:space="preserve">Матеріали батьківського проєкту, на які вказують перехресні посилання</w:t>
+      </w:r>
+      <w:r>
+        <w:t xml:space="preserve"> </w:t>
+      </w:r>
+      <w:r>
+        <w:t xml:space="preserve">вище, залишаються закритими і доступні від автора для листування за</w:t>
+      </w:r>
+      <w:r>
+        <w:t xml:space="preserve"> </w:t>
+      </w:r>
+      <w:r>
+        <w:t xml:space="preserve">запитом.</w:t>
       </w:r>
     </w:p>
     <w:p>
@@ -7351,13 +7252,13 @@
       </w:tr>
     </w:tbl>
     <w:bookmarkEnd w:id="27"/>
-    <w:bookmarkStart w:id="28" w:name="фінансування"/>
+    <w:bookmarkStart w:id="28" w:name="конфлікт-інтересів"/>
     <w:p>
       <w:pPr>
         <w:pStyle w:val="Heading2"/>
       </w:pPr>
       <w:r>
-        <w:t xml:space="preserve">Фінансування</w:t>
+        <w:t xml:space="preserve">Конфлікт інтересів</w:t>
       </w:r>
     </w:p>
     <w:p>
@@ -7365,37 +7266,11 @@
         <w:pStyle w:val="FirstParagraph"/>
       </w:pPr>
       <w:r>
-        <w:rPr>
-          <w:i/>
-          <w:iCs/>
-        </w:rPr>
-        <w:t xml:space="preserve">[заповнити]</w:t>
+        <w:t xml:space="preserve">Автори заявляють про відсутність конфлікту інтересів.</w:t>
       </w:r>
     </w:p>
     <w:bookmarkEnd w:id="28"/>
-    <w:bookmarkStart w:id="29" w:name="конфлікт-інтересів"/>
-    <w:p>
-      <w:pPr>
-        <w:pStyle w:val="Heading2"/>
-      </w:pPr>
-      <w:r>
-        <w:t xml:space="preserve">Конфлікт інтересів</w:t>
-      </w:r>
-    </w:p>
-    <w:p>
-      <w:pPr>
-        <w:pStyle w:val="FirstParagraph"/>
-      </w:pPr>
-      <w:r>
-        <w:rPr>
-          <w:i/>
-          <w:iCs/>
-        </w:rPr>
-        <w:t xml:space="preserve">[заповнити]</w:t>
-      </w:r>
-    </w:p>
-    <w:bookmarkEnd w:id="29"/>
-    <w:bookmarkStart w:id="30" w:name="список-літератури"/>
+    <w:bookmarkStart w:id="29" w:name="список-літератури"/>
     <w:p>
       <w:pPr>
         <w:pStyle w:val="Heading2"/>
@@ -8237,30 +8112,6 @@
       <w:r>
         <w:t xml:space="preserve">doi:10.1016/j.bmcl.2018.04.036</w:t>
       </w:r>
-      <w:r>
-        <w:t xml:space="preserve"> </w:t>
-      </w:r>
-      <w:r>
-        <w:rPr>
-          <w:i/>
-          <w:iCs/>
-        </w:rPr>
-        <w:t xml:space="preserve">(первинна публікація для PDB 6FX0,</w:t>
-      </w:r>
-      <w:r>
-        <w:rPr>
-          <w:i/>
-          <w:iCs/>
-        </w:rPr>
-        <w:t xml:space="preserve"> </w:t>
-      </w:r>
-      <w:r>
-        <w:rPr>
-          <w:i/>
-          <w:iCs/>
-        </w:rPr>
-        <w:t xml:space="preserve">використаної безпосередньо в цій роботі)</w:t>
-      </w:r>
     </w:p>
     <w:p>
       <w:pPr>
@@ -8335,30 +8186,6 @@
       <w:r>
         <w:t xml:space="preserve">1997;40(6):1026–1040. doi:10.1021/jm960465t</w:t>
       </w:r>
-      <w:r>
-        <w:t xml:space="preserve"> </w:t>
-      </w:r>
-      <w:r>
-        <w:rPr>
-          <w:i/>
-          <w:iCs/>
-        </w:rPr>
-        <w:t xml:space="preserve">(первинна</w:t>
-      </w:r>
-      <w:r>
-        <w:rPr>
-          <w:i/>
-          <w:iCs/>
-        </w:rPr>
-        <w:t xml:space="preserve"> </w:t>
-      </w:r>
-      <w:r>
-        <w:rPr>
-          <w:i/>
-          <w:iCs/>
-        </w:rPr>
-        <w:t xml:space="preserve">публікація для PDB 1HFS, використаної безпосередньо в цій роботі)</w:t>
-      </w:r>
     </w:p>
     <w:p>
       <w:pPr>
@@ -8399,44 +8226,6 @@
       <w:r>
         <w:t xml:space="preserve">doi:10.64898/2026.04.27.721197</w:t>
       </w:r>
-      <w:r>
-        <w:t xml:space="preserve"> </w:t>
-      </w:r>
-      <w:r>
-        <w:rPr>
-          <w:i/>
-          <w:iCs/>
-        </w:rPr>
-        <w:t xml:space="preserve">(первинна публікація для PDB 11CK,</w:t>
-      </w:r>
-      <w:r>
-        <w:rPr>
-          <w:i/>
-          <w:iCs/>
-        </w:rPr>
-        <w:t xml:space="preserve"> </w:t>
-      </w:r>
-      <w:r>
-        <w:rPr>
-          <w:i/>
-          <w:iCs/>
-        </w:rPr>
-        <w:t xml:space="preserve">використаної безпосередньо в цій роботі; це препринт — перевірити</w:t>
-      </w:r>
-      <w:r>
-        <w:rPr>
-          <w:i/>
-          <w:iCs/>
-        </w:rPr>
-        <w:t xml:space="preserve"> </w:t>
-      </w:r>
-      <w:r>
-        <w:rPr>
-          <w:i/>
-          <w:iCs/>
-        </w:rPr>
-        <w:t xml:space="preserve">статус рецензованої публікації перед поданням)</w:t>
-      </w:r>
     </w:p>
     <w:p>
       <w:pPr>
@@ -8483,44 +8272,6 @@
       <w:r>
         <w:t xml:space="preserve">doi:10.1093/nar/gkad1004</w:t>
       </w:r>
-      <w:r>
-        <w:t xml:space="preserve"> </w:t>
-      </w:r>
-      <w:r>
-        <w:rPr>
-          <w:i/>
-          <w:iCs/>
-        </w:rPr>
-        <w:t xml:space="preserve">(джерело відомих активних/неактивних даних</w:t>
-      </w:r>
-      <w:r>
-        <w:rPr>
-          <w:i/>
-          <w:iCs/>
-        </w:rPr>
-        <w:t xml:space="preserve"> </w:t>
-      </w:r>
-      <w:r>
-        <w:rPr>
-          <w:i/>
-          <w:iCs/>
-        </w:rPr>
-        <w:t xml:space="preserve">біоактивності RARG/MMP3, використаних безпосередньо в цій роботі,</w:t>
-      </w:r>
-      <w:r>
-        <w:rPr>
-          <w:i/>
-          <w:iCs/>
-        </w:rPr>
-        <w:t xml:space="preserve"> </w:t>
-      </w:r>
-      <w:r>
-        <w:rPr>
-          <w:i/>
-          <w:iCs/>
-        </w:rPr>
-        <w:t xml:space="preserve">через REST API ChEMBL, мішені CHEMBL2003 і CHEMBL283)</w:t>
-      </w:r>
     </w:p>
     <w:p>
       <w:pPr>
@@ -8567,44 +8318,6 @@
       <w:r>
         <w:t xml:space="preserve">doi:10.1021/ci500209e</w:t>
       </w:r>
-      <w:r>
-        <w:t xml:space="preserve"> </w:t>
-      </w:r>
-      <w:r>
-        <w:rPr>
-          <w:i/>
-          <w:iCs/>
-        </w:rPr>
-        <w:t xml:space="preserve">(джерело силового поля координації цинку</w:t>
-      </w:r>
-      <w:r>
-        <w:rPr>
-          <w:i/>
-          <w:iCs/>
-        </w:rPr>
-        <w:t xml:space="preserve"> </w:t>
-      </w:r>
-      <w:r>
-        <w:rPr>
-          <w:i/>
-          <w:iCs/>
-        </w:rPr>
-        <w:t xml:space="preserve">AD4Zn, використаного безпосередньо в цій роботі для перевірки</w:t>
-      </w:r>
-      <w:r>
-        <w:rPr>
-          <w:i/>
-          <w:iCs/>
-        </w:rPr>
-        <w:t xml:space="preserve"> </w:t>
-      </w:r>
-      <w:r>
-        <w:rPr>
-          <w:i/>
-          <w:iCs/>
-        </w:rPr>
-        <w:t xml:space="preserve">дискримінації MMP3, п. 2.5/3.4)</w:t>
-      </w:r>
     </w:p>
     <w:p>
       <w:pPr>
@@ -8970,8 +8683,8 @@
         <w:t xml:space="preserve">doi:10.1093/bioinformatics/btp163</w:t>
       </w:r>
     </w:p>
+    <w:bookmarkEnd w:id="29"/>
     <w:bookmarkEnd w:id="30"/>
-    <w:bookmarkEnd w:id="31"/>
     <w:sectPr>
       <w:footnotePr>
         <w:numRestart w:val="eachSect"/>
